--- a/毕设/2、开题报告_柳子淇.docx
+++ b/毕设/2、开题报告_柳子淇.docx
@@ -1,6 +1,6 @@
 
 <file path=word/document.xml><?xml version="1.0" encoding="utf-8"?>
-<w:document xmlns:wpc="http://schemas.microsoft.com/office/word/2010/wordprocessingCanvas" xmlns:cx="http://schemas.microsoft.com/office/drawing/2014/chartex" xmlns:cx1="http://schemas.microsoft.com/office/drawing/2015/9/8/chartex" xmlns:cx2="http://schemas.microsoft.com/office/drawing/2015/10/21/chartex" xmlns:cx3="http://schemas.microsoft.com/office/drawing/2016/5/9/chartex" xmlns:cx4="http://schemas.microsoft.com/office/drawing/2016/5/10/chartex" xmlns:cx5="http://schemas.microsoft.com/office/drawing/2016/5/11/chartex" xmlns:cx6="http://schemas.microsoft.com/office/drawing/2016/5/12/chartex" xmlns:cx7="http://schemas.microsoft.com/office/drawing/2016/5/13/chartex" xmlns:cx8="http://schemas.microsoft.com/office/drawing/2016/5/14/chartex" xmlns:mc="http://schemas.openxmlformats.org/markup-compatibility/2006" xmlns:aink="http://schemas.microsoft.com/office/drawing/2016/ink" xmlns:am3d="http://schemas.microsoft.com/office/drawing/2017/model3d" xmlns:o="urn:schemas-microsoft-com:office:office" xmlns:oel="http://schemas.microsoft.com/office/2019/extlst" xmlns:r="http://schemas.openxmlformats.org/officeDocument/2006/relationships" xmlns:m="http://schemas.openxmlformats.org/officeDocument/2006/math" xmlns:v="urn:schemas-microsoft-com:vml" xmlns:wp14="http://schemas.microsoft.com/office/word/2010/wordprocessingDrawing" xmlns:wp="http://schemas.openxmlformats.org/drawingml/2006/wordprocessingDrawing" xmlns:w10="urn:schemas-microsoft-com:office:word" xmlns:w="http://schemas.openxmlformats.org/wordprocessingml/2006/main" xmlns:w14="http://schemas.microsoft.com/office/word/2010/wordml" xmlns:w15="http://schemas.microsoft.com/office/word/2012/wordml" xmlns:w16cex="http://schemas.microsoft.com/office/word/2018/wordml/cex" xmlns:w16cid="http://schemas.microsoft.com/office/word/2016/wordml/cid" xmlns:w16="http://schemas.microsoft.com/office/word/2018/wordml" xmlns:w16sdtdh="http://schemas.microsoft.com/office/word/2020/wordml/sdtdatahash" xmlns:w16se="http://schemas.microsoft.com/office/word/2015/wordml/symex" xmlns:wpg="http://schemas.microsoft.com/office/word/2010/wordprocessingGroup" xmlns:wpi="http://schemas.microsoft.com/office/word/2010/wordprocessingInk" xmlns:wne="http://schemas.microsoft.com/office/word/2006/wordml" xmlns:wps="http://schemas.microsoft.com/office/word/2010/wordprocessingShape" mc:Ignorable="w14 w15 w16se w16cid w16 w16cex w16sdtdh wp14">
+<w:document xmlns:wpc="http://schemas.microsoft.com/office/word/2010/wordprocessingCanvas" xmlns:cx="http://schemas.microsoft.com/office/drawing/2014/chartex" xmlns:cx1="http://schemas.microsoft.com/office/drawing/2015/9/8/chartex" xmlns:cx2="http://schemas.microsoft.com/office/drawing/2015/10/21/chartex" xmlns:cx3="http://schemas.microsoft.com/office/drawing/2016/5/9/chartex" xmlns:cx4="http://schemas.microsoft.com/office/drawing/2016/5/10/chartex" xmlns:cx5="http://schemas.microsoft.com/office/drawing/2016/5/11/chartex" xmlns:cx6="http://schemas.microsoft.com/office/drawing/2016/5/12/chartex" xmlns:cx7="http://schemas.microsoft.com/office/drawing/2016/5/13/chartex" xmlns:cx8="http://schemas.microsoft.com/office/drawing/2016/5/14/chartex" xmlns:mc="http://schemas.openxmlformats.org/markup-compatibility/2006" xmlns:aink="http://schemas.microsoft.com/office/drawing/2016/ink" xmlns:am3d="http://schemas.microsoft.com/office/drawing/2017/model3d" xmlns:o="urn:schemas-microsoft-com:office:office" xmlns:r="http://schemas.openxmlformats.org/officeDocument/2006/relationships" xmlns:m="http://schemas.openxmlformats.org/officeDocument/2006/math" xmlns:v="urn:schemas-microsoft-com:vml" xmlns:wp14="http://schemas.microsoft.com/office/word/2010/wordprocessingDrawing" xmlns:wp="http://schemas.openxmlformats.org/drawingml/2006/wordprocessingDrawing" xmlns:w10="urn:schemas-microsoft-com:office:word" xmlns:w="http://schemas.openxmlformats.org/wordprocessingml/2006/main" xmlns:w14="http://schemas.microsoft.com/office/word/2010/wordml" xmlns:w15="http://schemas.microsoft.com/office/word/2012/wordml" xmlns:w16cex="http://schemas.microsoft.com/office/word/2018/wordml/cex" xmlns:w16cid="http://schemas.microsoft.com/office/word/2016/wordml/cid" xmlns:w16="http://schemas.microsoft.com/office/word/2018/wordml" xmlns:w16sdtdh="http://schemas.microsoft.com/office/word/2020/wordml/sdtdatahash" xmlns:w16se="http://schemas.microsoft.com/office/word/2015/wordml/symex" xmlns:wpg="http://schemas.microsoft.com/office/word/2010/wordprocessingGroup" xmlns:wpi="http://schemas.microsoft.com/office/word/2010/wordprocessingInk" xmlns:wne="http://schemas.microsoft.com/office/word/2006/wordml" xmlns:wps="http://schemas.microsoft.com/office/word/2010/wordprocessingShape" mc:Ignorable="w14 w15 w16se w16cid w16 w16cex w16sdtdh wp14">
   <w:background w:color="FFFFFF"/>
   <w:body>
     <w:p>
@@ -315,6 +315,7 @@
                 <w:dataBinding w:prefixMappings="xmlns:ns0='http://purl.org/dc/elements/1.1/' xmlns:ns1='http://schemas.openxmlformats.org/package/2006/metadata/core-properties' " w:xpath="/ns1:coreProperties[1]/ns1:category[1]" w:storeItemID="{6C3C8BC8-F283-45AE-878A-BAB7291924A1}"/>
                 <w:text/>
               </w:sdtPr>
+              <w:sdtEndPr/>
               <w:sdtContent>
                 <w:r>
                   <w:rPr>
@@ -389,6 +390,7 @@
                 <w:dataBinding w:prefixMappings="xmlns:ns0='http://schemas.openxmlformats.org/officeDocument/2006/extended-properties' " w:xpath="/ns0:Properties[1]/ns0:Company[1]" w:storeItemID="{6668398D-A668-4E3E-A5EB-62B293D839F1}"/>
                 <w:text/>
               </w:sdtPr>
+              <w:sdtEndPr/>
               <w:sdtContent>
                 <w:r>
                   <w:rPr>
@@ -464,6 +466,7 @@
                 <w:dataBinding w:prefixMappings="xmlns:ns0='http://purl.org/dc/elements/1.1/' xmlns:ns1='http://schemas.openxmlformats.org/package/2006/metadata/core-properties' " w:xpath="/ns1:coreProperties[1]/ns0:creator[1]" w:storeItemID="{6C3C8BC8-F283-45AE-878A-BAB7291924A1}"/>
                 <w:text/>
               </w:sdtPr>
+              <w:sdtEndPr/>
               <w:sdtContent>
                 <w:r>
                   <w:rPr>
@@ -526,6 +529,7 @@
               <w:dataBinding w:prefixMappings="xmlns:ns0='http://purl.org/dc/elements/1.1/' xmlns:ns1='http://schemas.openxmlformats.org/package/2006/metadata/core-properties' " w:xpath="/ns1:coreProperties[1]/ns1:keywords[1]" w:storeItemID="{6C3C8BC8-F283-45AE-878A-BAB7291924A1}"/>
               <w:text/>
             </w:sdtPr>
+            <w:sdtEndPr/>
             <w:sdtContent>
               <w:p>
                 <w:pPr>
@@ -617,6 +621,7 @@
                 <w:dataBinding w:prefixMappings="xmlns:ns0='http://schemas.openxmlformats.org/officeDocument/2006/extended-properties' " w:xpath="/ns0:Properties[1]/ns0:Manager[1]" w:storeItemID="{6668398D-A668-4E3E-A5EB-62B293D839F1}"/>
                 <w:text/>
               </w:sdtPr>
+              <w:sdtEndPr/>
               <w:sdtContent>
                 <w:r>
                   <w:rPr>
@@ -1494,11 +1499,9 @@
         </w:rPr>
         <w:t>、</w:t>
       </w:r>
-      <w:proofErr w:type="spellStart"/>
       <w:r>
         <w:t>NVMeVirt</w:t>
       </w:r>
-      <w:proofErr w:type="spellEnd"/>
       <w:r>
         <w:rPr>
           <w:vertAlign w:val="superscript"/>
@@ -1660,6 +1663,12 @@
         <w:rPr>
           <w:rFonts w:hint="eastAsia"/>
         </w:rPr>
+        <w:t>基于</w:t>
+      </w:r>
+      <w:r>
+        <w:rPr>
+          <w:rFonts w:hint="eastAsia"/>
+        </w:rPr>
         <w:t>传统</w:t>
       </w:r>
       <w:r>
@@ -1959,14 +1968,12 @@
         </w:rPr>
         <w:t>、</w:t>
       </w:r>
-      <w:proofErr w:type="spellStart"/>
       <w:r>
         <w:rPr>
           <w:lang w:eastAsia="zh-Hans"/>
         </w:rPr>
         <w:t>BetrFS</w:t>
       </w:r>
-      <w:proofErr w:type="spellEnd"/>
       <w:r>
         <w:rPr>
           <w:vertAlign w:val="superscript"/>
@@ -3230,14 +3237,12 @@
         </w:rPr>
         <w:t>，</w:t>
       </w:r>
-      <w:proofErr w:type="spellStart"/>
       <w:r>
         <w:rPr>
           <w:lang w:eastAsia="zh-Hans"/>
         </w:rPr>
         <w:t>NVMe</w:t>
       </w:r>
-      <w:proofErr w:type="spellEnd"/>
       <w:r>
         <w:rPr>
           <w:lang w:eastAsia="zh-Hans"/>
@@ -3442,14 +3447,12 @@
         </w:rPr>
         <w:t>而设计的文件系统</w:t>
       </w:r>
-      <w:proofErr w:type="spellStart"/>
       <w:r>
         <w:rPr>
           <w:rFonts w:hint="eastAsia"/>
         </w:rPr>
         <w:t>ZenFS</w:t>
       </w:r>
-      <w:proofErr w:type="spellEnd"/>
       <w:r>
         <w:rPr>
           <w:vertAlign w:val="superscript"/>
@@ -3697,14 +3700,12 @@
         </w:rPr>
         <w:t>、</w:t>
       </w:r>
-      <w:proofErr w:type="spellStart"/>
       <w:r>
         <w:rPr>
           <w:rFonts w:hint="eastAsia"/>
         </w:rPr>
         <w:t>eZNS</w:t>
       </w:r>
-      <w:proofErr w:type="spellEnd"/>
       <w:r>
         <w:rPr>
           <w:vertAlign w:val="superscript"/>
@@ -3950,14 +3951,12 @@
         </w:rPr>
         <w:t>基于</w:t>
       </w:r>
-      <w:proofErr w:type="spellStart"/>
       <w:r>
         <w:rPr>
           <w:lang w:eastAsia="zh-Hans"/>
         </w:rPr>
         <w:t>ZenFS</w:t>
       </w:r>
-      <w:proofErr w:type="spellEnd"/>
       <w:r>
         <w:rPr>
           <w:vertAlign w:val="superscript"/>
@@ -4010,14 +4009,12 @@
         </w:rPr>
         <w:t>的</w:t>
       </w:r>
-      <w:proofErr w:type="spellStart"/>
       <w:r>
         <w:rPr>
           <w:rFonts w:hint="eastAsia"/>
         </w:rPr>
         <w:t>RocksDB</w:t>
       </w:r>
-      <w:proofErr w:type="spellEnd"/>
       <w:r>
         <w:rPr>
           <w:vertAlign w:val="superscript"/>
@@ -4676,7 +4673,6 @@
         </w:rPr>
         <w:t>经过调研，选用</w:t>
       </w:r>
-      <w:proofErr w:type="spellStart"/>
       <w:r>
         <w:rPr>
           <w:rFonts w:hint="eastAsia"/>
@@ -4684,7 +4680,6 @@
         </w:rPr>
         <w:t>NVMEvirt</w:t>
       </w:r>
-      <w:proofErr w:type="spellEnd"/>
       <w:r>
         <w:rPr>
           <w:vertAlign w:val="superscript"/>
@@ -4740,7 +4735,6 @@
         </w:rPr>
         <w:t>作为模拟器进行对比实验。</w:t>
       </w:r>
-      <w:proofErr w:type="spellStart"/>
       <w:r>
         <w:rPr>
           <w:rFonts w:hint="eastAsia"/>
@@ -4748,7 +4742,6 @@
         </w:rPr>
         <w:t>NVMEvirt</w:t>
       </w:r>
-      <w:proofErr w:type="spellEnd"/>
       <w:r>
         <w:rPr>
           <w:rFonts w:hint="eastAsia"/>
@@ -4770,14 +4763,12 @@
         </w:rPr>
         <w:t xml:space="preserve"> </w:t>
       </w:r>
-      <w:proofErr w:type="spellStart"/>
       <w:r>
         <w:rPr>
           <w:rFonts w:hint="eastAsia"/>
         </w:rPr>
         <w:t>NVMe</w:t>
       </w:r>
-      <w:proofErr w:type="spellEnd"/>
       <w:r>
         <w:t xml:space="preserve"> </w:t>
       </w:r>
@@ -4832,14 +4823,12 @@
         </w:rPr>
         <w:t xml:space="preserve"> </w:t>
       </w:r>
-      <w:proofErr w:type="spellStart"/>
       <w:r>
         <w:rPr>
           <w:rFonts w:hint="eastAsia"/>
         </w:rPr>
         <w:t>NVMe</w:t>
       </w:r>
-      <w:proofErr w:type="spellEnd"/>
       <w:r>
         <w:rPr>
           <w:rFonts w:hint="eastAsia"/>
@@ -4854,21 +4843,12 @@
         </w:rPr>
         <w:t>，提供了与真实设备更接近的性能和准确度。</w:t>
       </w:r>
-      <w:proofErr w:type="spellStart"/>
-      <w:r>
-        <w:rPr>
-          <w:rFonts w:hint="eastAsia"/>
-          <w:lang w:eastAsia="zh-Hans"/>
-        </w:rPr>
-        <w:t>NVMEvirt</w:t>
-      </w:r>
-      <w:proofErr w:type="spellEnd"/>
-      <w:r>
-        <w:rPr>
-          <w:rFonts w:hint="eastAsia"/>
-          <w:lang w:eastAsia="zh-Hans"/>
-        </w:rPr>
-        <w:t xml:space="preserve"> </w:t>
+      <w:r>
+        <w:rPr>
+          <w:rFonts w:hint="eastAsia"/>
+          <w:lang w:eastAsia="zh-Hans"/>
+        </w:rPr>
+        <w:t xml:space="preserve">NVMEvirt </w:t>
       </w:r>
       <w:r>
         <w:rPr>
@@ -4882,23 +4862,7 @@
           <w:rFonts w:hint="eastAsia"/>
           <w:lang w:eastAsia="zh-Hans"/>
         </w:rPr>
-        <w:t xml:space="preserve"> </w:t>
-      </w:r>
-      <w:proofErr w:type="spellStart"/>
-      <w:r>
-        <w:rPr>
-          <w:rFonts w:hint="eastAsia"/>
-          <w:lang w:eastAsia="zh-Hans"/>
-        </w:rPr>
-        <w:t>Makefile</w:t>
-      </w:r>
-      <w:proofErr w:type="spellEnd"/>
-      <w:r>
-        <w:rPr>
-          <w:rFonts w:hint="eastAsia"/>
-          <w:lang w:eastAsia="zh-Hans"/>
-        </w:rPr>
-        <w:t xml:space="preserve"> </w:t>
+        <w:t xml:space="preserve"> Makefile </w:t>
       </w:r>
       <w:r>
         <w:rPr>
@@ -4940,23 +4904,7 @@
           <w:rFonts w:hint="eastAsia"/>
           <w:lang w:eastAsia="zh-Hans"/>
         </w:rPr>
-        <w:t xml:space="preserve"> </w:t>
-      </w:r>
-      <w:proofErr w:type="spellStart"/>
-      <w:r>
-        <w:rPr>
-          <w:rFonts w:hint="eastAsia"/>
-          <w:lang w:eastAsia="zh-Hans"/>
-        </w:rPr>
-        <w:t>ssd_config</w:t>
-      </w:r>
-      <w:proofErr w:type="spellEnd"/>
-      <w:r>
-        <w:rPr>
-          <w:rFonts w:hint="eastAsia"/>
-          <w:lang w:eastAsia="zh-Hans"/>
-        </w:rPr>
-        <w:t xml:space="preserve"> </w:t>
+        <w:t xml:space="preserve"> ssd_config </w:t>
       </w:r>
       <w:r>
         <w:rPr>
@@ -5006,14 +4954,12 @@
         </w:rPr>
         <w:t>）</w:t>
       </w:r>
-      <w:proofErr w:type="spellStart"/>
       <w:r>
         <w:rPr>
           <w:rFonts w:hint="eastAsia"/>
         </w:rPr>
         <w:t>ZenFS</w:t>
       </w:r>
-      <w:proofErr w:type="spellEnd"/>
       <w:r>
         <w:rPr>
           <w:rFonts w:hint="eastAsia"/>
@@ -5021,7 +4967,6 @@
         </w:rPr>
         <w:t>：</w:t>
       </w:r>
-      <w:proofErr w:type="spellStart"/>
       <w:r>
         <w:rPr>
           <w:rFonts w:hint="eastAsia"/>
@@ -5029,7 +4974,6 @@
         </w:rPr>
         <w:t>ZenFS</w:t>
       </w:r>
-      <w:proofErr w:type="spellEnd"/>
       <w:r>
         <w:rPr>
           <w:vertAlign w:val="superscript"/>
@@ -5087,17 +5031,8 @@
           <w:rFonts w:hint="eastAsia"/>
           <w:lang w:eastAsia="zh-Hans"/>
         </w:rPr>
-        <w:t xml:space="preserve"> </w:t>
-      </w:r>
-      <w:proofErr w:type="spellStart"/>
-      <w:r>
-        <w:rPr>
-          <w:rFonts w:hint="eastAsia"/>
-          <w:lang w:eastAsia="zh-Hans"/>
-        </w:rPr>
-        <w:t>RocksDB</w:t>
-      </w:r>
-      <w:proofErr w:type="spellEnd"/>
+        <w:t xml:space="preserve"> RocksDB</w:t>
+      </w:r>
       <w:r>
         <w:rPr>
           <w:vertAlign w:val="superscript"/>
@@ -5173,21 +5108,12 @@
         </w:rPr>
         <w:t>。</w:t>
       </w:r>
-      <w:proofErr w:type="spellStart"/>
-      <w:r>
-        <w:rPr>
-          <w:rFonts w:hint="eastAsia"/>
-          <w:lang w:eastAsia="zh-Hans"/>
-        </w:rPr>
-        <w:t>ZenFS</w:t>
-      </w:r>
-      <w:proofErr w:type="spellEnd"/>
-      <w:r>
-        <w:rPr>
-          <w:rFonts w:hint="eastAsia"/>
-          <w:lang w:eastAsia="zh-Hans"/>
-        </w:rPr>
-        <w:t xml:space="preserve"> </w:t>
+      <w:r>
+        <w:rPr>
+          <w:rFonts w:hint="eastAsia"/>
+          <w:lang w:eastAsia="zh-Hans"/>
+        </w:rPr>
+        <w:t xml:space="preserve">ZenFS </w:t>
       </w:r>
       <w:r>
         <w:rPr>
@@ -5201,23 +5127,7 @@
           <w:rFonts w:hint="eastAsia"/>
           <w:lang w:eastAsia="zh-Hans"/>
         </w:rPr>
-        <w:t xml:space="preserve"> </w:t>
-      </w:r>
-      <w:proofErr w:type="spellStart"/>
-      <w:r>
-        <w:rPr>
-          <w:rFonts w:hint="eastAsia"/>
-          <w:lang w:eastAsia="zh-Hans"/>
-        </w:rPr>
-        <w:t>RocksDB</w:t>
-      </w:r>
-      <w:proofErr w:type="spellEnd"/>
-      <w:r>
-        <w:rPr>
-          <w:rFonts w:hint="eastAsia"/>
-          <w:lang w:eastAsia="zh-Hans"/>
-        </w:rPr>
-        <w:t xml:space="preserve"> </w:t>
+        <w:t xml:space="preserve"> RocksDB </w:t>
       </w:r>
       <w:r>
         <w:rPr>
@@ -5231,23 +5141,7 @@
           <w:rFonts w:hint="eastAsia"/>
           <w:lang w:eastAsia="zh-Hans"/>
         </w:rPr>
-        <w:t xml:space="preserve"> </w:t>
-      </w:r>
-      <w:proofErr w:type="spellStart"/>
-      <w:r>
-        <w:rPr>
-          <w:rFonts w:hint="eastAsia"/>
-          <w:lang w:eastAsia="zh-Hans"/>
-        </w:rPr>
-        <w:t>FileSystem</w:t>
-      </w:r>
-      <w:proofErr w:type="spellEnd"/>
-      <w:r>
-        <w:rPr>
-          <w:rFonts w:hint="eastAsia"/>
-          <w:lang w:eastAsia="zh-Hans"/>
-        </w:rPr>
-        <w:t xml:space="preserve"> </w:t>
+        <w:t xml:space="preserve"> FileSystem </w:t>
       </w:r>
       <w:r>
         <w:rPr>
@@ -5256,21 +5150,12 @@
         </w:rPr>
         <w:t>接口，将文件放置在原始分区块设备上的区域内。系统写入放大被大大减少，与传统块设备相比有显著改进。</w:t>
       </w:r>
-      <w:proofErr w:type="spellStart"/>
-      <w:r>
-        <w:rPr>
-          <w:rFonts w:hint="eastAsia"/>
-          <w:lang w:eastAsia="zh-Hans"/>
-        </w:rPr>
-        <w:t>ZenFS</w:t>
-      </w:r>
-      <w:proofErr w:type="spellEnd"/>
-      <w:r>
-        <w:rPr>
-          <w:rFonts w:hint="eastAsia"/>
-          <w:lang w:eastAsia="zh-Hans"/>
-        </w:rPr>
-        <w:t xml:space="preserve"> </w:t>
+      <w:r>
+        <w:rPr>
+          <w:rFonts w:hint="eastAsia"/>
+          <w:lang w:eastAsia="zh-Hans"/>
+        </w:rPr>
+        <w:t xml:space="preserve">ZenFS </w:t>
       </w:r>
       <w:r>
         <w:rPr>
@@ -5346,14 +5231,12 @@
         </w:rPr>
         <w:t>技术的系统工具，例如</w:t>
       </w:r>
-      <w:proofErr w:type="spellStart"/>
       <w:r>
         <w:rPr>
           <w:rFonts w:hint="eastAsia"/>
         </w:rPr>
         <w:t>fio</w:t>
       </w:r>
-      <w:proofErr w:type="spellEnd"/>
       <w:r>
         <w:rPr>
           <w:vertAlign w:val="superscript"/>
@@ -5414,14 +5297,12 @@
         </w:rPr>
         <w:t>、</w:t>
       </w:r>
-      <w:proofErr w:type="spellStart"/>
       <w:r>
         <w:rPr>
           <w:rFonts w:hint="eastAsia"/>
         </w:rPr>
         <w:t>nvme</w:t>
       </w:r>
-      <w:proofErr w:type="spellEnd"/>
       <w:r>
         <w:t>-</w:t>
       </w:r>
@@ -5506,23 +5387,21 @@
         </w:rPr>
         <w:t>。</w:t>
       </w:r>
-      <w:proofErr w:type="spellStart"/>
       <w:r>
         <w:rPr>
           <w:rFonts w:ascii="Segoe UI" w:hAnsi="Segoe UI" w:cs="Segoe UI"/>
           <w:color w:val="0D0D0D"/>
           <w:shd w:val="clear" w:color="auto" w:fill="FFFFFF"/>
         </w:rPr>
-        <w:t>fio</w:t>
-      </w:r>
-      <w:proofErr w:type="spellEnd"/>
+        <w:t xml:space="preserve">fio </w:t>
+      </w:r>
       <w:r>
         <w:rPr>
           <w:rFonts w:ascii="Segoe UI" w:hAnsi="Segoe UI" w:cs="Segoe UI"/>
           <w:color w:val="0D0D0D"/>
           <w:shd w:val="clear" w:color="auto" w:fill="FFFFFF"/>
         </w:rPr>
-        <w:t xml:space="preserve"> </w:t>
+        <w:t>为</w:t>
       </w:r>
       <w:r>
         <w:rPr>
@@ -5530,7 +5409,7 @@
           <w:color w:val="0D0D0D"/>
           <w:shd w:val="clear" w:color="auto" w:fill="FFFFFF"/>
         </w:rPr>
-        <w:t>为</w:t>
+        <w:t xml:space="preserve"> ZNS SSD </w:t>
       </w:r>
       <w:r>
         <w:rPr>
@@ -5538,7 +5417,7 @@
           <w:color w:val="0D0D0D"/>
           <w:shd w:val="clear" w:color="auto" w:fill="FFFFFF"/>
         </w:rPr>
-        <w:t xml:space="preserve"> ZNS SSD </w:t>
+        <w:t>提供了专门的测试模式，允许用户针对</w:t>
       </w:r>
       <w:r>
         <w:rPr>
@@ -5546,7 +5425,7 @@
           <w:color w:val="0D0D0D"/>
           <w:shd w:val="clear" w:color="auto" w:fill="FFFFFF"/>
         </w:rPr>
-        <w:t>提供了专门的测试模式，允许用户针对</w:t>
+        <w:t xml:space="preserve"> ZNS </w:t>
       </w:r>
       <w:r>
         <w:rPr>
@@ -5554,7 +5433,7 @@
           <w:color w:val="0D0D0D"/>
           <w:shd w:val="clear" w:color="auto" w:fill="FFFFFF"/>
         </w:rPr>
-        <w:t xml:space="preserve"> ZNS </w:t>
+        <w:t>设</w:t>
       </w:r>
       <w:r>
         <w:rPr>
@@ -5562,7 +5441,8 @@
           <w:color w:val="0D0D0D"/>
           <w:shd w:val="clear" w:color="auto" w:fill="FFFFFF"/>
         </w:rPr>
-        <w:t>设</w:t>
+        <w:lastRenderedPageBreak/>
+        <w:t>备的特定操作进行性能测试，如区域写入、管理和重置操作。这使得用户能够评估</w:t>
       </w:r>
       <w:r>
         <w:rPr>
@@ -5570,8 +5450,7 @@
           <w:color w:val="0D0D0D"/>
           <w:shd w:val="clear" w:color="auto" w:fill="FFFFFF"/>
         </w:rPr>
-        <w:lastRenderedPageBreak/>
-        <w:t>备的特定操作进行性能测试，如区域写入、管理和重置操作。这使得用户能够评估</w:t>
+        <w:t xml:space="preserve"> ZNS SSD </w:t>
       </w:r>
       <w:r>
         <w:rPr>
@@ -5579,7 +5458,15 @@
           <w:color w:val="0D0D0D"/>
           <w:shd w:val="clear" w:color="auto" w:fill="FFFFFF"/>
         </w:rPr>
-        <w:t xml:space="preserve"> ZNS SSD </w:t>
+        <w:t>在不同应用场景下的性能表现</w:t>
+      </w:r>
+      <w:r>
+        <w:rPr>
+          <w:rFonts w:ascii="Segoe UI" w:hAnsi="Segoe UI" w:cs="Segoe UI" w:hint="eastAsia"/>
+          <w:color w:val="0D0D0D"/>
+          <w:shd w:val="clear" w:color="auto" w:fill="FFFFFF"/>
+        </w:rPr>
+        <w:t>；</w:t>
       </w:r>
       <w:r>
         <w:rPr>
@@ -5587,33 +5474,23 @@
           <w:color w:val="0D0D0D"/>
           <w:shd w:val="clear" w:color="auto" w:fill="FFFFFF"/>
         </w:rPr>
-        <w:t>在不同应用场景下的性能表现</w:t>
-      </w:r>
-      <w:r>
-        <w:rPr>
-          <w:rFonts w:ascii="Segoe UI" w:hAnsi="Segoe UI" w:cs="Segoe UI" w:hint="eastAsia"/>
-          <w:color w:val="0D0D0D"/>
-          <w:shd w:val="clear" w:color="auto" w:fill="FFFFFF"/>
-        </w:rPr>
-        <w:t>；</w:t>
-      </w:r>
-      <w:proofErr w:type="spellStart"/>
+        <w:t>nvme-cli</w:t>
+      </w:r>
       <w:r>
         <w:rPr>
           <w:rFonts w:ascii="Segoe UI" w:hAnsi="Segoe UI" w:cs="Segoe UI"/>
           <w:color w:val="0D0D0D"/>
           <w:shd w:val="clear" w:color="auto" w:fill="FFFFFF"/>
         </w:rPr>
-        <w:t>nvme</w:t>
-      </w:r>
-      <w:proofErr w:type="spellEnd"/>
+        <w:t>针对</w:t>
+      </w:r>
       <w:r>
         <w:rPr>
           <w:rFonts w:ascii="Segoe UI" w:hAnsi="Segoe UI" w:cs="Segoe UI"/>
           <w:color w:val="0D0D0D"/>
           <w:shd w:val="clear" w:color="auto" w:fill="FFFFFF"/>
         </w:rPr>
-        <w:t>-cli</w:t>
+        <w:t xml:space="preserve"> ZNS </w:t>
       </w:r>
       <w:r>
         <w:rPr>
@@ -5621,7 +5498,7 @@
           <w:color w:val="0D0D0D"/>
           <w:shd w:val="clear" w:color="auto" w:fill="FFFFFF"/>
         </w:rPr>
-        <w:t>针对</w:t>
+        <w:t>设备增加了一系列命令，支持查询和管理</w:t>
       </w:r>
       <w:r>
         <w:rPr>
@@ -5629,7 +5506,7 @@
           <w:color w:val="0D0D0D"/>
           <w:shd w:val="clear" w:color="auto" w:fill="FFFFFF"/>
         </w:rPr>
-        <w:t xml:space="preserve"> ZNS </w:t>
+        <w:t xml:space="preserve"> ZNS SSD </w:t>
       </w:r>
       <w:r>
         <w:rPr>
@@ -5637,7 +5514,7 @@
           <w:color w:val="0D0D0D"/>
           <w:shd w:val="clear" w:color="auto" w:fill="FFFFFF"/>
         </w:rPr>
-        <w:t>设备增加了一系列命令，支持查询和管理</w:t>
+        <w:t>的区域信息。例如，用户可以查询区域的状态（如空闲、隐含打开、显式打开和关闭状态），执行区域的管理操作（如重置区域），从而优化</w:t>
       </w:r>
       <w:r>
         <w:rPr>
@@ -5653,7 +5530,125 @@
           <w:color w:val="0D0D0D"/>
           <w:shd w:val="clear" w:color="auto" w:fill="FFFFFF"/>
         </w:rPr>
-        <w:t>的区域信息。例如，用户可以查询区域的状态（如空闲、隐含打开、显式打开和关闭状态），执行区域的管理操作（如重置区域），从而优化</w:t>
+        <w:t>的使用和性能。</w:t>
+      </w:r>
+    </w:p>
+    <w:p>
+      <w:pPr>
+        <w:pStyle w:val="a0"/>
+        <w:ind w:firstLine="480"/>
+        <w:rPr>
+          <w:lang w:eastAsia="zh-Hans"/>
+        </w:rPr>
+      </w:pPr>
+      <w:r>
+        <w:rPr>
+          <w:rFonts w:hint="eastAsia"/>
+        </w:rPr>
+        <w:t>（</w:t>
+      </w:r>
+      <w:r>
+        <w:rPr>
+          <w:rFonts w:hint="eastAsia"/>
+        </w:rPr>
+        <w:t>4</w:t>
+      </w:r>
+      <w:r>
+        <w:rPr>
+          <w:rFonts w:hint="eastAsia"/>
+        </w:rPr>
+        <w:t>）</w:t>
+      </w:r>
+      <w:r>
+        <w:rPr>
+          <w:rFonts w:hint="eastAsia"/>
+        </w:rPr>
+        <w:t>zbd</w:t>
+      </w:r>
+      <w:r>
+        <w:t>-</w:t>
+      </w:r>
+      <w:r>
+        <w:rPr>
+          <w:rFonts w:hint="eastAsia"/>
+        </w:rPr>
+        <w:t>tools</w:t>
+      </w:r>
+      <w:r>
+        <w:rPr>
+          <w:rFonts w:hint="eastAsia"/>
+          <w:lang w:eastAsia="zh-Hans"/>
+        </w:rPr>
+        <w:t>系列工具</w:t>
+      </w:r>
+      <w:r>
+        <w:rPr>
+          <w:rFonts w:hint="eastAsia"/>
+          <w:lang w:eastAsia="zh-Hans"/>
+        </w:rPr>
+        <w:t>：</w:t>
+      </w:r>
+      <w:r>
+        <w:rPr>
+          <w:rFonts w:hint="eastAsia"/>
+          <w:lang w:eastAsia="zh-Hans"/>
+        </w:rPr>
+        <w:t>包括可视化工具</w:t>
+      </w:r>
+      <w:r>
+        <w:rPr>
+          <w:rFonts w:hint="eastAsia"/>
+        </w:rPr>
+        <w:t>gzbd</w:t>
+      </w:r>
+      <w:r>
+        <w:rPr>
+          <w:rFonts w:hint="eastAsia"/>
+          <w:lang w:eastAsia="zh-Hans"/>
+        </w:rPr>
+        <w:t>，</w:t>
+      </w:r>
+      <w:r>
+        <w:rPr>
+          <w:rFonts w:hint="eastAsia"/>
+        </w:rPr>
+        <w:t>libzbd</w:t>
+      </w:r>
+      <w:r>
+        <w:fldChar w:fldCharType="begin"/>
+      </w:r>
+      <w:r>
+        <w:instrText xml:space="preserve"> </w:instrText>
+      </w:r>
+      <w:r>
+        <w:rPr>
+          <w:rFonts w:hint="eastAsia"/>
+        </w:rPr>
+        <w:instrText>REF _Ref160645197 \r \h</w:instrText>
+      </w:r>
+      <w:r>
+        <w:instrText xml:space="preserve"> </w:instrText>
+      </w:r>
+      <w:r>
+        <w:fldChar w:fldCharType="separate"/>
+      </w:r>
+      <w:r>
+        <w:t>[20]</w:t>
+      </w:r>
+      <w:r>
+        <w:fldChar w:fldCharType="end"/>
+      </w:r>
+      <w:r>
+        <w:rPr>
+          <w:rFonts w:hint="eastAsia"/>
+        </w:rPr>
+        <w:t>等</w:t>
+      </w:r>
+      <w:r>
+        <w:rPr>
+          <w:rFonts w:hint="eastAsia"/>
+        </w:rPr>
+        <w:t>。</w:t>
       </w:r>
       <w:r>
         <w:rPr>
@@ -5661,7 +5656,7 @@
           <w:color w:val="0D0D0D"/>
           <w:shd w:val="clear" w:color="auto" w:fill="FFFFFF"/>
         </w:rPr>
-        <w:t xml:space="preserve"> ZNS SSD </w:t>
+        <w:t>使用</w:t>
       </w:r>
       <w:r>
         <w:rPr>
@@ -5669,131 +5664,7 @@
           <w:color w:val="0D0D0D"/>
           <w:shd w:val="clear" w:color="auto" w:fill="FFFFFF"/>
         </w:rPr>
-        <w:t>的使用和性能。</w:t>
-      </w:r>
-    </w:p>
-    <w:p>
-      <w:pPr>
-        <w:pStyle w:val="a0"/>
-        <w:ind w:firstLine="480"/>
-        <w:rPr>
-          <w:lang w:eastAsia="zh-Hans"/>
-        </w:rPr>
-      </w:pPr>
-      <w:r>
-        <w:rPr>
-          <w:rFonts w:hint="eastAsia"/>
-        </w:rPr>
-        <w:t>（</w:t>
-      </w:r>
-      <w:r>
-        <w:rPr>
-          <w:rFonts w:hint="eastAsia"/>
-        </w:rPr>
-        <w:t>4</w:t>
-      </w:r>
-      <w:r>
-        <w:rPr>
-          <w:rFonts w:hint="eastAsia"/>
-        </w:rPr>
-        <w:t>）</w:t>
-      </w:r>
-      <w:proofErr w:type="spellStart"/>
-      <w:r>
-        <w:rPr>
-          <w:rFonts w:hint="eastAsia"/>
-        </w:rPr>
-        <w:t>zbd</w:t>
-      </w:r>
-      <w:proofErr w:type="spellEnd"/>
-      <w:r>
-        <w:t>-</w:t>
-      </w:r>
-      <w:r>
-        <w:rPr>
-          <w:rFonts w:hint="eastAsia"/>
-        </w:rPr>
-        <w:t>tools</w:t>
-      </w:r>
-      <w:r>
-        <w:rPr>
-          <w:rFonts w:hint="eastAsia"/>
-          <w:lang w:eastAsia="zh-Hans"/>
-        </w:rPr>
-        <w:t>系列工具</w:t>
-      </w:r>
-      <w:r>
-        <w:rPr>
-          <w:rFonts w:hint="eastAsia"/>
-          <w:lang w:eastAsia="zh-Hans"/>
-        </w:rPr>
-        <w:t>：</w:t>
-      </w:r>
-      <w:r>
-        <w:rPr>
-          <w:rFonts w:hint="eastAsia"/>
-          <w:lang w:eastAsia="zh-Hans"/>
-        </w:rPr>
-        <w:t>包括可视化工具</w:t>
-      </w:r>
-      <w:proofErr w:type="spellStart"/>
-      <w:r>
-        <w:rPr>
-          <w:rFonts w:hint="eastAsia"/>
-        </w:rPr>
-        <w:t>gzbd</w:t>
-      </w:r>
-      <w:proofErr w:type="spellEnd"/>
-      <w:r>
-        <w:rPr>
-          <w:rFonts w:hint="eastAsia"/>
-          <w:lang w:eastAsia="zh-Hans"/>
-        </w:rPr>
-        <w:t>，</w:t>
-      </w:r>
-      <w:proofErr w:type="spellStart"/>
-      <w:r>
-        <w:rPr>
-          <w:rFonts w:hint="eastAsia"/>
-        </w:rPr>
-        <w:t>libzbd</w:t>
-      </w:r>
-      <w:proofErr w:type="spellEnd"/>
-      <w:r>
-        <w:fldChar w:fldCharType="begin"/>
-      </w:r>
-      <w:r>
-        <w:instrText xml:space="preserve"> </w:instrText>
-      </w:r>
-      <w:r>
-        <w:rPr>
-          <w:rFonts w:hint="eastAsia"/>
-        </w:rPr>
-        <w:instrText>REF _Ref160645197 \r \h</w:instrText>
-      </w:r>
-      <w:r>
-        <w:instrText xml:space="preserve"> </w:instrText>
-      </w:r>
-      <w:r>
-        <w:fldChar w:fldCharType="separate"/>
-      </w:r>
-      <w:r>
-        <w:t>[20]</w:t>
-      </w:r>
-      <w:r>
-        <w:fldChar w:fldCharType="end"/>
-      </w:r>
-      <w:r>
-        <w:rPr>
-          <w:rFonts w:hint="eastAsia"/>
-        </w:rPr>
-        <w:t>等</w:t>
-      </w:r>
-      <w:r>
-        <w:rPr>
-          <w:rFonts w:hint="eastAsia"/>
-        </w:rPr>
-        <w:t>。</w:t>
+        <w:t xml:space="preserve"> gzbd</w:t>
       </w:r>
       <w:r>
         <w:rPr>
@@ -5801,7 +5672,13 @@
           <w:color w:val="0D0D0D"/>
           <w:shd w:val="clear" w:color="auto" w:fill="FFFFFF"/>
         </w:rPr>
-        <w:t>使用</w:t>
+        <w:t>，用户可以图形化地查看每个分区的状态和属性，如大小、使用情况和状态（例如，是否开放、关闭或满）。这个可视化工具特别适合需要快速和直观了解设备状态的场景。</w:t>
+      </w:r>
+      <w:r>
+        <w:rPr>
+          <w:rFonts w:hint="eastAsia"/>
+        </w:rPr>
+        <w:t>libzbd</w:t>
       </w:r>
       <w:r>
         <w:rPr>
@@ -5809,41 +5686,38 @@
           <w:color w:val="0D0D0D"/>
           <w:shd w:val="clear" w:color="auto" w:fill="FFFFFF"/>
         </w:rPr>
-        <w:t xml:space="preserve"> </w:t>
-      </w:r>
-      <w:proofErr w:type="spellStart"/>
+        <w:t>提供了编程接口（</w:t>
+      </w:r>
       <w:r>
         <w:rPr>
           <w:rFonts w:ascii="Segoe UI" w:hAnsi="Segoe UI" w:cs="Segoe UI"/>
           <w:color w:val="0D0D0D"/>
           <w:shd w:val="clear" w:color="auto" w:fill="FFFFFF"/>
         </w:rPr>
-        <w:t>gzbd</w:t>
-      </w:r>
-      <w:proofErr w:type="spellEnd"/>
+        <w:t>API</w:t>
+      </w:r>
       <w:r>
         <w:rPr>
           <w:rFonts w:ascii="Segoe UI" w:hAnsi="Segoe UI" w:cs="Segoe UI"/>
           <w:color w:val="0D0D0D"/>
           <w:shd w:val="clear" w:color="auto" w:fill="FFFFFF"/>
         </w:rPr>
-        <w:t>，用户可以图形化地查看每个分区的状态和属性，如大小、使用情况和状态（例如，是否开放、关闭或满）。这个可视化工具特别适合需要快速和直观了解设备状态的场景。</w:t>
-      </w:r>
-      <w:proofErr w:type="spellStart"/>
-      <w:r>
-        <w:rPr>
-          <w:rFonts w:hint="eastAsia"/>
-        </w:rPr>
-        <w:t>libzbd</w:t>
-      </w:r>
-      <w:proofErr w:type="spellEnd"/>
+        <w:t>）来管理和操作支持分区的块设备，特别是</w:t>
+      </w:r>
       <w:r>
         <w:rPr>
           <w:rFonts w:ascii="Segoe UI" w:hAnsi="Segoe UI" w:cs="Segoe UI"/>
           <w:color w:val="0D0D0D"/>
           <w:shd w:val="clear" w:color="auto" w:fill="FFFFFF"/>
         </w:rPr>
-        <w:t>提供了编程接口（</w:t>
+        <w:t xml:space="preserve"> ZNS SSD</w:t>
+      </w:r>
+      <w:r>
+        <w:rPr>
+          <w:rFonts w:hint="eastAsia"/>
+          <w:lang w:eastAsia="zh-Hans"/>
+        </w:rPr>
+        <w:t>。</w:t>
       </w:r>
       <w:r>
         <w:rPr>
@@ -5851,7 +5725,7 @@
           <w:color w:val="0D0D0D"/>
           <w:shd w:val="clear" w:color="auto" w:fill="FFFFFF"/>
         </w:rPr>
-        <w:t>API</w:t>
+        <w:t>开发人员可以利用</w:t>
       </w:r>
       <w:r>
         <w:rPr>
@@ -5859,56 +5733,7 @@
           <w:color w:val="0D0D0D"/>
           <w:shd w:val="clear" w:color="auto" w:fill="FFFFFF"/>
         </w:rPr>
-        <w:t>）来管理和操作支持分区的块设备，特别是</w:t>
-      </w:r>
-      <w:r>
-        <w:rPr>
-          <w:rFonts w:ascii="Segoe UI" w:hAnsi="Segoe UI" w:cs="Segoe UI"/>
-          <w:color w:val="0D0D0D"/>
-          <w:shd w:val="clear" w:color="auto" w:fill="FFFFFF"/>
-        </w:rPr>
-        <w:t xml:space="preserve"> ZNS SSD</w:t>
-      </w:r>
-      <w:r>
-        <w:rPr>
-          <w:rFonts w:hint="eastAsia"/>
-          <w:lang w:eastAsia="zh-Hans"/>
-        </w:rPr>
-        <w:t>。</w:t>
-      </w:r>
-      <w:r>
-        <w:rPr>
-          <w:rFonts w:ascii="Segoe UI" w:hAnsi="Segoe UI" w:cs="Segoe UI"/>
-          <w:color w:val="0D0D0D"/>
-          <w:shd w:val="clear" w:color="auto" w:fill="FFFFFF"/>
-        </w:rPr>
-        <w:t>开发人员可以利用</w:t>
-      </w:r>
-      <w:r>
-        <w:rPr>
-          <w:rFonts w:ascii="Segoe UI" w:hAnsi="Segoe UI" w:cs="Segoe UI"/>
-          <w:color w:val="0D0D0D"/>
-          <w:shd w:val="clear" w:color="auto" w:fill="FFFFFF"/>
-        </w:rPr>
-        <w:t xml:space="preserve"> </w:t>
-      </w:r>
-      <w:proofErr w:type="spellStart"/>
-      <w:r>
-        <w:rPr>
-          <w:rFonts w:ascii="Segoe UI" w:hAnsi="Segoe UI" w:cs="Segoe UI"/>
-          <w:color w:val="0D0D0D"/>
-          <w:shd w:val="clear" w:color="auto" w:fill="FFFFFF"/>
-        </w:rPr>
-        <w:t>libzbd</w:t>
-      </w:r>
-      <w:proofErr w:type="spellEnd"/>
-      <w:r>
-        <w:rPr>
-          <w:rFonts w:ascii="Segoe UI" w:hAnsi="Segoe UI" w:cs="Segoe UI"/>
-          <w:color w:val="0D0D0D"/>
-          <w:shd w:val="clear" w:color="auto" w:fill="FFFFFF"/>
-        </w:rPr>
-        <w:t xml:space="preserve"> </w:t>
+        <w:t xml:space="preserve"> libzbd </w:t>
       </w:r>
       <w:r>
         <w:rPr>
@@ -6153,28 +5978,24 @@
         </w:rPr>
         <w:t>利用系统工具观察并测试硬件性能（例如</w:t>
       </w:r>
-      <w:proofErr w:type="spellStart"/>
       <w:r>
         <w:rPr>
           <w:rFonts w:hint="eastAsia"/>
         </w:rPr>
         <w:t>fio</w:t>
       </w:r>
-      <w:proofErr w:type="spellEnd"/>
       <w:r>
         <w:rPr>
           <w:rFonts w:hint="eastAsia"/>
         </w:rPr>
         <w:t>、</w:t>
       </w:r>
-      <w:proofErr w:type="spellStart"/>
       <w:r>
         <w:rPr>
           <w:rFonts w:hint="eastAsia"/>
         </w:rPr>
         <w:t>nvme</w:t>
       </w:r>
-      <w:proofErr w:type="spellEnd"/>
       <w:r>
         <w:t>-</w:t>
       </w:r>
@@ -6340,7 +6161,6 @@
         </w:rPr>
         <w:t>端到端应用进行测试（例如</w:t>
       </w:r>
-      <w:proofErr w:type="spellStart"/>
       <w:r>
         <w:rPr>
           <w:rFonts w:hint="eastAsia"/>
@@ -6348,7 +6168,6 @@
         </w:rPr>
         <w:t>RocksD</w:t>
       </w:r>
-      <w:proofErr w:type="spellEnd"/>
       <w:r>
         <w:rPr>
           <w:bCs/>
@@ -6369,7 +6188,6 @@
         </w:rPr>
         <w:t xml:space="preserve"> </w:t>
       </w:r>
-      <w:proofErr w:type="spellStart"/>
       <w:r>
         <w:rPr>
           <w:rFonts w:hint="eastAsia"/>
@@ -6377,7 +6195,6 @@
         </w:rPr>
         <w:t>Zenfs</w:t>
       </w:r>
-      <w:proofErr w:type="spellEnd"/>
       <w:r>
         <w:rPr>
           <w:bCs/>
@@ -6425,7 +6242,6 @@
         </w:rPr>
         <w:t>内置的</w:t>
       </w:r>
-      <w:proofErr w:type="spellStart"/>
       <w:r>
         <w:rPr>
           <w:rFonts w:hint="eastAsia"/>
@@ -6438,7 +6254,6 @@
         </w:rPr>
         <w:t>_bench</w:t>
       </w:r>
-      <w:proofErr w:type="spellEnd"/>
       <w:r>
         <w:rPr>
           <w:rFonts w:hint="eastAsia"/>
@@ -6530,14 +6345,12 @@
         </w:rPr>
         <w:t>、</w:t>
       </w:r>
-      <w:proofErr w:type="spellStart"/>
       <w:r>
         <w:rPr>
           <w:lang w:eastAsia="zh-Hans"/>
         </w:rPr>
         <w:t>Valgrind</w:t>
       </w:r>
-      <w:proofErr w:type="spellEnd"/>
       <w:r>
         <w:rPr>
           <w:rFonts w:hint="eastAsia"/>
@@ -8406,15 +8219,7 @@
       <w:bookmarkStart w:id="8" w:name="_Ref160373549"/>
       <w:bookmarkStart w:id="9" w:name="_Ref126661159"/>
       <w:r>
-        <w:t xml:space="preserve">Y. Jiao, S. Bertron, S. Patel, L. Zeller, R. Bennett, N. Mukherjee, et al. </w:t>
-      </w:r>
-      <w:proofErr w:type="spellStart"/>
-      <w:r>
-        <w:t>BetrFS</w:t>
-      </w:r>
-      <w:proofErr w:type="spellEnd"/>
-      <w:r>
-        <w:t>: a</w:t>
+        <w:t>Y. Jiao, S. Bertron, S. Patel, L. Zeller, R. Bennett, N. Mukherjee, et al. BetrFS: a</w:t>
       </w:r>
       <w:bookmarkEnd w:id="8"/>
     </w:p>
@@ -8423,13 +8228,8 @@
         <w:pStyle w:val="Reference"/>
         <w:ind w:left="420"/>
       </w:pPr>
-      <w:proofErr w:type="spellStart"/>
-      <w:r>
-        <w:t>compleat</w:t>
-      </w:r>
-      <w:proofErr w:type="spellEnd"/>
-      <w:r>
-        <w:t xml:space="preserve"> file system for commodity SSDs</w:t>
+      <w:r>
+        <w:t>compleat file system for commodity SSDs</w:t>
       </w:r>
       <w:r>
         <w:t>.</w:t>
@@ -8452,11 +8252,9 @@
         </w:rPr>
         <w:t>(</w:t>
       </w:r>
-      <w:proofErr w:type="spellStart"/>
       <w:r>
         <w:t>EuroSys</w:t>
       </w:r>
-      <w:proofErr w:type="spellEnd"/>
       <w:r>
         <w:rPr>
           <w:rFonts w:hint="eastAsia"/>
@@ -8482,15 +8280,7 @@
       <w:bookmarkStart w:id="11" w:name="_Ref126661555"/>
       <w:bookmarkEnd w:id="9"/>
       <w:r>
-        <w:t xml:space="preserve">T. </w:t>
-      </w:r>
-      <w:proofErr w:type="spellStart"/>
-      <w:r>
-        <w:t>Stavrinos</w:t>
-      </w:r>
-      <w:proofErr w:type="spellEnd"/>
-      <w:r>
-        <w:t>, D. Berger, E. Katz-Bassett, W. Lloyd. Don't be a blockhead: zoned</w:t>
+        <w:t>T. Stavrinos, D. Berger, E. Katz-Bassett, W. Lloyd. Don't be a blockhead: zoned</w:t>
       </w:r>
       <w:r>
         <w:t xml:space="preserve"> </w:t>
@@ -8528,11 +8318,9 @@
         </w:rPr>
         <w:t>(</w:t>
       </w:r>
-      <w:proofErr w:type="spellStart"/>
       <w:r>
         <w:t>HotOS</w:t>
       </w:r>
-      <w:proofErr w:type="spellEnd"/>
       <w:r>
         <w:rPr>
           <w:rFonts w:hint="eastAsia"/>
@@ -8586,11 +8374,9 @@
         </w:rPr>
         <w:t>(</w:t>
       </w:r>
-      <w:proofErr w:type="spellStart"/>
       <w:r>
         <w:t>HotStorage</w:t>
       </w:r>
-      <w:proofErr w:type="spellEnd"/>
       <w:r>
         <w:rPr>
           <w:rFonts w:hint="eastAsia"/>
@@ -8619,15 +8405,7 @@
       <w:bookmarkStart w:id="13" w:name="_Ref160379800"/>
       <w:bookmarkEnd w:id="11"/>
       <w:r>
-        <w:t xml:space="preserve">C. </w:t>
-      </w:r>
-      <w:proofErr w:type="spellStart"/>
-      <w:r>
-        <w:t>Chakraborttii</w:t>
-      </w:r>
-      <w:proofErr w:type="spellEnd"/>
-      <w:r>
-        <w:t>, H. Litz. Reducing write amplification in flash by death-time prediction of logical block addresses</w:t>
+        <w:t>C. Chakraborttii, H. Litz. Reducing write amplification in flash by death-time prediction of logical block addresses</w:t>
       </w:r>
       <w:r>
         <w:t>.</w:t>
@@ -8639,16 +8417,11 @@
         <w:t xml:space="preserve"> </w:t>
       </w:r>
       <w:r>
-        <w:t>(</w:t>
-      </w:r>
-      <w:proofErr w:type="spellStart"/>
-      <w:r>
-        <w:t>H</w:t>
+        <w:t>(H</w:t>
       </w:r>
       <w:r>
         <w:t>otStorage</w:t>
       </w:r>
-      <w:proofErr w:type="spellEnd"/>
       <w:r>
         <w:t>)</w:t>
       </w:r>
@@ -8806,21 +8579,8 @@
       </w:pPr>
       <w:bookmarkStart w:id="16" w:name="_Ref160380248"/>
       <w:r>
-        <w:t xml:space="preserve">B. </w:t>
-      </w:r>
-      <w:proofErr w:type="spellStart"/>
-      <w:r>
-        <w:t>Houdt</w:t>
-      </w:r>
-      <w:proofErr w:type="spellEnd"/>
-      <w:r>
-        <w:t xml:space="preserve">. A mean field model for a class of garbage collection algorithms in </w:t>
-      </w:r>
-      <w:proofErr w:type="spellStart"/>
-      <w:r>
-        <w:t>flashbased</w:t>
-      </w:r>
-      <w:proofErr w:type="spellEnd"/>
+        <w:t>B. Houdt. A mean field model for a class of garbage collection algorithms in flashbased</w:t>
+      </w:r>
       <w:r>
         <w:rPr>
           <w:rFonts w:hint="eastAsia"/>
@@ -8851,31 +8611,7 @@
       </w:pPr>
       <w:bookmarkStart w:id="17" w:name="_Ref160380359"/>
       <w:r>
-        <w:t xml:space="preserve">Matias Bjorling, Abutalib Aghayev, Hans </w:t>
-      </w:r>
-      <w:proofErr w:type="spellStart"/>
-      <w:r>
-        <w:t>Holmberg,Aravind</w:t>
-      </w:r>
-      <w:proofErr w:type="spellEnd"/>
-      <w:r>
-        <w:t xml:space="preserve"> Ramesh, Damien Le Moal, Gregory R </w:t>
-      </w:r>
-      <w:proofErr w:type="spellStart"/>
-      <w:r>
-        <w:t>Ganger,and</w:t>
-      </w:r>
-      <w:proofErr w:type="spellEnd"/>
-      <w:r>
-        <w:t xml:space="preserve"> George </w:t>
-      </w:r>
-      <w:proofErr w:type="spellStart"/>
-      <w:r>
-        <w:t>Amvrosiadis</w:t>
-      </w:r>
-      <w:proofErr w:type="spellEnd"/>
-      <w:r>
-        <w:t>. ZNS: Avoiding the block interface tax for flash-based SSDs.</w:t>
+        <w:t>Matias Bjorling, Abutalib Aghayev, Hans Holmberg,Aravind Ramesh, Damien Le Moal, Gregory R Ganger,and George Amvrosiadis. ZNS: Avoiding the block interface tax for flash-based SSDs.</w:t>
       </w:r>
       <w:r>
         <w:t xml:space="preserve"> </w:t>
@@ -8990,13 +8726,8 @@
       <w:r>
         <w:t xml:space="preserve">. </w:t>
       </w:r>
-      <w:proofErr w:type="spellStart"/>
-      <w:r>
-        <w:t>eZNS</w:t>
-      </w:r>
-      <w:proofErr w:type="spellEnd"/>
-      <w:r>
-        <w:t>: An elastic zoned namespace for commodity ZNS SSDs</w:t>
+      <w:r>
+        <w:t>eZNS: An elastic zoned namespace for commodity ZNS SSDs</w:t>
       </w:r>
       <w:r>
         <w:t>.</w:t>
@@ -9027,13 +8758,8 @@
         </w:numPr>
       </w:pPr>
       <w:bookmarkStart w:id="20" w:name="_Ref160383904"/>
-      <w:proofErr w:type="spellStart"/>
-      <w:r>
-        <w:t>RocksDB</w:t>
-      </w:r>
-      <w:proofErr w:type="spellEnd"/>
-      <w:r>
-        <w:t xml:space="preserve">. </w:t>
+      <w:r>
+        <w:t xml:space="preserve">RocksDB. </w:t>
       </w:r>
       <w:hyperlink r:id="rId12" w:history="1">
         <w:r>
@@ -9062,21 +8788,8 @@
       <w:r>
         <w:t xml:space="preserve">. </w:t>
       </w:r>
-      <w:proofErr w:type="spellStart"/>
-      <w:r>
-        <w:t>NVMeVirt</w:t>
-      </w:r>
-      <w:proofErr w:type="spellEnd"/>
-      <w:r>
-        <w:t xml:space="preserve">: A Versatile Software-defined Virtual </w:t>
-      </w:r>
-      <w:proofErr w:type="spellStart"/>
-      <w:r>
-        <w:t>NVMe</w:t>
-      </w:r>
-      <w:proofErr w:type="spellEnd"/>
-      <w:r>
-        <w:t xml:space="preserve"> Device.</w:t>
+      <w:r>
+        <w:t>NVMeVirt: A Versatile Software-defined Virtual NVMe Device.</w:t>
       </w:r>
       <w:r>
         <w:t xml:space="preserve"> </w:t>
@@ -9304,6 +9017,7 @@
                 <w:dataBinding w:prefixMappings="xmlns:ns0='http://purl.org/dc/elements/1.1/' xmlns:ns1='http://schemas.openxmlformats.org/package/2006/metadata/core-properties' " w:xpath="/ns1:coreProperties[1]/ns0:creator[1]" w:storeItemID="{6C3C8BC8-F283-45AE-878A-BAB7291924A1}"/>
                 <w:text/>
               </w:sdtPr>
+              <w:sdtEndPr/>
               <w:sdtContent>
                 <w:r>
                   <w:rPr>
@@ -9368,6 +9082,7 @@
               <w:dataBinding w:prefixMappings="xmlns:ns0='http://purl.org/dc/elements/1.1/' xmlns:ns1='http://schemas.openxmlformats.org/package/2006/metadata/core-properties' " w:xpath="/ns1:coreProperties[1]/ns1:keywords[1]" w:storeItemID="{6C3C8BC8-F283-45AE-878A-BAB7291924A1}"/>
               <w:text/>
             </w:sdtPr>
+            <w:sdtEndPr/>
             <w:sdtContent>
               <w:p>
                 <w:pPr>
@@ -9549,6 +9264,7 @@
                 <w:dataBinding w:prefixMappings="xmlns:ns0='http://purl.org/dc/elements/1.1/' xmlns:ns1='http://schemas.openxmlformats.org/package/2006/metadata/core-properties' " w:xpath="/ns1:coreProperties[1]/ns1:category[1]" w:storeItemID="{6C3C8BC8-F283-45AE-878A-BAB7291924A1}"/>
                 <w:text/>
               </w:sdtPr>
+              <w:sdtEndPr/>
               <w:sdtContent>
                 <w:r>
                   <w:rPr>
@@ -9578,6 +9294,7 @@
                 <w:dataBinding w:prefixMappings="xmlns:ns0='http://schemas.openxmlformats.org/officeDocument/2006/extended-properties' " w:xpath="/ns0:Properties[1]/ns0:Company[1]" w:storeItemID="{6668398D-A668-4E3E-A5EB-62B293D839F1}"/>
                 <w:text/>
               </w:sdtPr>
+              <w:sdtEndPr/>
               <w:sdtContent>
                 <w:r>
                   <w:rPr>
@@ -10339,7 +10056,7 @@
 </file>
 
 <file path=word/endnotes.xml><?xml version="1.0" encoding="utf-8"?>
-<w:endnotes xmlns:wpc="http://schemas.microsoft.com/office/word/2010/wordprocessingCanvas" xmlns:cx="http://schemas.microsoft.com/office/drawing/2014/chartex" xmlns:cx1="http://schemas.microsoft.com/office/drawing/2015/9/8/chartex" xmlns:cx2="http://schemas.microsoft.com/office/drawing/2015/10/21/chartex" xmlns:cx3="http://schemas.microsoft.com/office/drawing/2016/5/9/chartex" xmlns:cx4="http://schemas.microsoft.com/office/drawing/2016/5/10/chartex" xmlns:cx5="http://schemas.microsoft.com/office/drawing/2016/5/11/chartex" xmlns:cx6="http://schemas.microsoft.com/office/drawing/2016/5/12/chartex" xmlns:cx7="http://schemas.microsoft.com/office/drawing/2016/5/13/chartex" xmlns:cx8="http://schemas.microsoft.com/office/drawing/2016/5/14/chartex" xmlns:mc="http://schemas.openxmlformats.org/markup-compatibility/2006" xmlns:aink="http://schemas.microsoft.com/office/drawing/2016/ink" xmlns:am3d="http://schemas.microsoft.com/office/drawing/2017/model3d" xmlns:o="urn:schemas-microsoft-com:office:office" xmlns:oel="http://schemas.microsoft.com/office/2019/extlst" xmlns:r="http://schemas.openxmlformats.org/officeDocument/2006/relationships" xmlns:m="http://schemas.openxmlformats.org/officeDocument/2006/math" xmlns:v="urn:schemas-microsoft-com:vml" xmlns:wp14="http://schemas.microsoft.com/office/word/2010/wordprocessingDrawing" xmlns:wp="http://schemas.openxmlformats.org/drawingml/2006/wordprocessingDrawing" xmlns:w10="urn:schemas-microsoft-com:office:word" xmlns:w="http://schemas.openxmlformats.org/wordprocessingml/2006/main" xmlns:w14="http://schemas.microsoft.com/office/word/2010/wordml" xmlns:w15="http://schemas.microsoft.com/office/word/2012/wordml" xmlns:w16cex="http://schemas.microsoft.com/office/word/2018/wordml/cex" xmlns:w16cid="http://schemas.microsoft.com/office/word/2016/wordml/cid" xmlns:w16="http://schemas.microsoft.com/office/word/2018/wordml" xmlns:w16sdtdh="http://schemas.microsoft.com/office/word/2020/wordml/sdtdatahash" xmlns:w16se="http://schemas.microsoft.com/office/word/2015/wordml/symex" xmlns:wpg="http://schemas.microsoft.com/office/word/2010/wordprocessingGroup" xmlns:wpi="http://schemas.microsoft.com/office/word/2010/wordprocessingInk" xmlns:wne="http://schemas.microsoft.com/office/word/2006/wordml" xmlns:wps="http://schemas.microsoft.com/office/word/2010/wordprocessingShape" mc:Ignorable="w14 w15 w16se w16cid w16 w16cex w16sdtdh wp14">
+<w:endnotes xmlns:wpc="http://schemas.microsoft.com/office/word/2010/wordprocessingCanvas" xmlns:cx="http://schemas.microsoft.com/office/drawing/2014/chartex" xmlns:cx1="http://schemas.microsoft.com/office/drawing/2015/9/8/chartex" xmlns:cx2="http://schemas.microsoft.com/office/drawing/2015/10/21/chartex" xmlns:cx3="http://schemas.microsoft.com/office/drawing/2016/5/9/chartex" xmlns:cx4="http://schemas.microsoft.com/office/drawing/2016/5/10/chartex" xmlns:cx5="http://schemas.microsoft.com/office/drawing/2016/5/11/chartex" xmlns:cx6="http://schemas.microsoft.com/office/drawing/2016/5/12/chartex" xmlns:cx7="http://schemas.microsoft.com/office/drawing/2016/5/13/chartex" xmlns:cx8="http://schemas.microsoft.com/office/drawing/2016/5/14/chartex" xmlns:mc="http://schemas.openxmlformats.org/markup-compatibility/2006" xmlns:aink="http://schemas.microsoft.com/office/drawing/2016/ink" xmlns:am3d="http://schemas.microsoft.com/office/drawing/2017/model3d" xmlns:o="urn:schemas-microsoft-com:office:office" xmlns:r="http://schemas.openxmlformats.org/officeDocument/2006/relationships" xmlns:m="http://schemas.openxmlformats.org/officeDocument/2006/math" xmlns:v="urn:schemas-microsoft-com:vml" xmlns:wp14="http://schemas.microsoft.com/office/word/2010/wordprocessingDrawing" xmlns:wp="http://schemas.openxmlformats.org/drawingml/2006/wordprocessingDrawing" xmlns:w10="urn:schemas-microsoft-com:office:word" xmlns:w="http://schemas.openxmlformats.org/wordprocessingml/2006/main" xmlns:w14="http://schemas.microsoft.com/office/word/2010/wordml" xmlns:w15="http://schemas.microsoft.com/office/word/2012/wordml" xmlns:w16cex="http://schemas.microsoft.com/office/word/2018/wordml/cex" xmlns:w16cid="http://schemas.microsoft.com/office/word/2016/wordml/cid" xmlns:w16="http://schemas.microsoft.com/office/word/2018/wordml" xmlns:w16sdtdh="http://schemas.microsoft.com/office/word/2020/wordml/sdtdatahash" xmlns:w16se="http://schemas.microsoft.com/office/word/2015/wordml/symex" xmlns:wpg="http://schemas.microsoft.com/office/word/2010/wordprocessingGroup" xmlns:wpi="http://schemas.microsoft.com/office/word/2010/wordprocessingInk" xmlns:wne="http://schemas.microsoft.com/office/word/2006/wordml" xmlns:wps="http://schemas.microsoft.com/office/word/2010/wordprocessingShape" mc:Ignorable="w14 w15 w16se w16cid w16 w16cex w16sdtdh wp14">
   <w:endnote w:type="separator" w:id="-1">
     <w:p>
       <w:r>
@@ -10358,7 +10075,7 @@
 </file>
 
 <file path=word/footer1.xml><?xml version="1.0" encoding="utf-8"?>
-<w:ftr xmlns:wpc="http://schemas.microsoft.com/office/word/2010/wordprocessingCanvas" xmlns:cx="http://schemas.microsoft.com/office/drawing/2014/chartex" xmlns:cx1="http://schemas.microsoft.com/office/drawing/2015/9/8/chartex" xmlns:cx2="http://schemas.microsoft.com/office/drawing/2015/10/21/chartex" xmlns:cx3="http://schemas.microsoft.com/office/drawing/2016/5/9/chartex" xmlns:cx4="http://schemas.microsoft.com/office/drawing/2016/5/10/chartex" xmlns:cx5="http://schemas.microsoft.com/office/drawing/2016/5/11/chartex" xmlns:cx6="http://schemas.microsoft.com/office/drawing/2016/5/12/chartex" xmlns:cx7="http://schemas.microsoft.com/office/drawing/2016/5/13/chartex" xmlns:cx8="http://schemas.microsoft.com/office/drawing/2016/5/14/chartex" xmlns:mc="http://schemas.openxmlformats.org/markup-compatibility/2006" xmlns:aink="http://schemas.microsoft.com/office/drawing/2016/ink" xmlns:am3d="http://schemas.microsoft.com/office/drawing/2017/model3d" xmlns:o="urn:schemas-microsoft-com:office:office" xmlns:oel="http://schemas.microsoft.com/office/2019/extlst" xmlns:r="http://schemas.openxmlformats.org/officeDocument/2006/relationships" xmlns:m="http://schemas.openxmlformats.org/officeDocument/2006/math" xmlns:v="urn:schemas-microsoft-com:vml" xmlns:wp14="http://schemas.microsoft.com/office/word/2010/wordprocessingDrawing" xmlns:wp="http://schemas.openxmlformats.org/drawingml/2006/wordprocessingDrawing" xmlns:w10="urn:schemas-microsoft-com:office:word" xmlns:w="http://schemas.openxmlformats.org/wordprocessingml/2006/main" xmlns:w14="http://schemas.microsoft.com/office/word/2010/wordml" xmlns:w15="http://schemas.microsoft.com/office/word/2012/wordml" xmlns:w16cex="http://schemas.microsoft.com/office/word/2018/wordml/cex" xmlns:w16cid="http://schemas.microsoft.com/office/word/2016/wordml/cid" xmlns:w16="http://schemas.microsoft.com/office/word/2018/wordml" xmlns:w16sdtdh="http://schemas.microsoft.com/office/word/2020/wordml/sdtdatahash" xmlns:w16se="http://schemas.microsoft.com/office/word/2015/wordml/symex" xmlns:wpg="http://schemas.microsoft.com/office/word/2010/wordprocessingGroup" xmlns:wpi="http://schemas.microsoft.com/office/word/2010/wordprocessingInk" xmlns:wne="http://schemas.microsoft.com/office/word/2006/wordml" xmlns:wps="http://schemas.microsoft.com/office/word/2010/wordprocessingShape" mc:Ignorable="w14 w15 w16se w16cid w16 w16cex w16sdtdh wp14">
+<w:ftr xmlns:wpc="http://schemas.microsoft.com/office/word/2010/wordprocessingCanvas" xmlns:cx="http://schemas.microsoft.com/office/drawing/2014/chartex" xmlns:cx1="http://schemas.microsoft.com/office/drawing/2015/9/8/chartex" xmlns:cx2="http://schemas.microsoft.com/office/drawing/2015/10/21/chartex" xmlns:cx3="http://schemas.microsoft.com/office/drawing/2016/5/9/chartex" xmlns:cx4="http://schemas.microsoft.com/office/drawing/2016/5/10/chartex" xmlns:cx5="http://schemas.microsoft.com/office/drawing/2016/5/11/chartex" xmlns:cx6="http://schemas.microsoft.com/office/drawing/2016/5/12/chartex" xmlns:cx7="http://schemas.microsoft.com/office/drawing/2016/5/13/chartex" xmlns:cx8="http://schemas.microsoft.com/office/drawing/2016/5/14/chartex" xmlns:mc="http://schemas.openxmlformats.org/markup-compatibility/2006" xmlns:aink="http://schemas.microsoft.com/office/drawing/2016/ink" xmlns:am3d="http://schemas.microsoft.com/office/drawing/2017/model3d" xmlns:o="urn:schemas-microsoft-com:office:office" xmlns:r="http://schemas.openxmlformats.org/officeDocument/2006/relationships" xmlns:m="http://schemas.openxmlformats.org/officeDocument/2006/math" xmlns:v="urn:schemas-microsoft-com:vml" xmlns:wp14="http://schemas.microsoft.com/office/word/2010/wordprocessingDrawing" xmlns:wp="http://schemas.openxmlformats.org/drawingml/2006/wordprocessingDrawing" xmlns:w10="urn:schemas-microsoft-com:office:word" xmlns:w="http://schemas.openxmlformats.org/wordprocessingml/2006/main" xmlns:w14="http://schemas.microsoft.com/office/word/2010/wordml" xmlns:w15="http://schemas.microsoft.com/office/word/2012/wordml" xmlns:w16cex="http://schemas.microsoft.com/office/word/2018/wordml/cex" xmlns:w16cid="http://schemas.microsoft.com/office/word/2016/wordml/cid" xmlns:w16="http://schemas.microsoft.com/office/word/2018/wordml" xmlns:w16sdtdh="http://schemas.microsoft.com/office/word/2020/wordml/sdtdatahash" xmlns:w16se="http://schemas.microsoft.com/office/word/2015/wordml/symex" xmlns:wpg="http://schemas.microsoft.com/office/word/2010/wordprocessingGroup" xmlns:wpi="http://schemas.microsoft.com/office/word/2010/wordprocessingInk" xmlns:wne="http://schemas.microsoft.com/office/word/2006/wordml" xmlns:wps="http://schemas.microsoft.com/office/word/2010/wordprocessingShape" mc:Ignorable="w14 w15 w16se w16cid w16 w16cex w16sdtdh wp14">
   <w:p>
     <w:pPr>
       <w:pStyle w:val="a8"/>
@@ -10378,7 +10095,7 @@
 </file>
 
 <file path=word/footer2.xml><?xml version="1.0" encoding="utf-8"?>
-<w:ftr xmlns:wpc="http://schemas.microsoft.com/office/word/2010/wordprocessingCanvas" xmlns:cx="http://schemas.microsoft.com/office/drawing/2014/chartex" xmlns:cx1="http://schemas.microsoft.com/office/drawing/2015/9/8/chartex" xmlns:cx2="http://schemas.microsoft.com/office/drawing/2015/10/21/chartex" xmlns:cx3="http://schemas.microsoft.com/office/drawing/2016/5/9/chartex" xmlns:cx4="http://schemas.microsoft.com/office/drawing/2016/5/10/chartex" xmlns:cx5="http://schemas.microsoft.com/office/drawing/2016/5/11/chartex" xmlns:cx6="http://schemas.microsoft.com/office/drawing/2016/5/12/chartex" xmlns:cx7="http://schemas.microsoft.com/office/drawing/2016/5/13/chartex" xmlns:cx8="http://schemas.microsoft.com/office/drawing/2016/5/14/chartex" xmlns:mc="http://schemas.openxmlformats.org/markup-compatibility/2006" xmlns:aink="http://schemas.microsoft.com/office/drawing/2016/ink" xmlns:am3d="http://schemas.microsoft.com/office/drawing/2017/model3d" xmlns:o="urn:schemas-microsoft-com:office:office" xmlns:oel="http://schemas.microsoft.com/office/2019/extlst" xmlns:r="http://schemas.openxmlformats.org/officeDocument/2006/relationships" xmlns:m="http://schemas.openxmlformats.org/officeDocument/2006/math" xmlns:v="urn:schemas-microsoft-com:vml" xmlns:wp14="http://schemas.microsoft.com/office/word/2010/wordprocessingDrawing" xmlns:wp="http://schemas.openxmlformats.org/drawingml/2006/wordprocessingDrawing" xmlns:w10="urn:schemas-microsoft-com:office:word" xmlns:w="http://schemas.openxmlformats.org/wordprocessingml/2006/main" xmlns:w14="http://schemas.microsoft.com/office/word/2010/wordml" xmlns:w15="http://schemas.microsoft.com/office/word/2012/wordml" xmlns:w16cex="http://schemas.microsoft.com/office/word/2018/wordml/cex" xmlns:w16cid="http://schemas.microsoft.com/office/word/2016/wordml/cid" xmlns:w16="http://schemas.microsoft.com/office/word/2018/wordml" xmlns:w16sdtdh="http://schemas.microsoft.com/office/word/2020/wordml/sdtdatahash" xmlns:w16se="http://schemas.microsoft.com/office/word/2015/wordml/symex" xmlns:wpg="http://schemas.microsoft.com/office/word/2010/wordprocessingGroup" xmlns:wpi="http://schemas.microsoft.com/office/word/2010/wordprocessingInk" xmlns:wne="http://schemas.microsoft.com/office/word/2006/wordml" xmlns:wps="http://schemas.microsoft.com/office/word/2010/wordprocessingShape" mc:Ignorable="w14 w15 w16se w16cid w16 w16cex w16sdtdh wp14">
+<w:ftr xmlns:wpc="http://schemas.microsoft.com/office/word/2010/wordprocessingCanvas" xmlns:cx="http://schemas.microsoft.com/office/drawing/2014/chartex" xmlns:cx1="http://schemas.microsoft.com/office/drawing/2015/9/8/chartex" xmlns:cx2="http://schemas.microsoft.com/office/drawing/2015/10/21/chartex" xmlns:cx3="http://schemas.microsoft.com/office/drawing/2016/5/9/chartex" xmlns:cx4="http://schemas.microsoft.com/office/drawing/2016/5/10/chartex" xmlns:cx5="http://schemas.microsoft.com/office/drawing/2016/5/11/chartex" xmlns:cx6="http://schemas.microsoft.com/office/drawing/2016/5/12/chartex" xmlns:cx7="http://schemas.microsoft.com/office/drawing/2016/5/13/chartex" xmlns:cx8="http://schemas.microsoft.com/office/drawing/2016/5/14/chartex" xmlns:mc="http://schemas.openxmlformats.org/markup-compatibility/2006" xmlns:aink="http://schemas.microsoft.com/office/drawing/2016/ink" xmlns:am3d="http://schemas.microsoft.com/office/drawing/2017/model3d" xmlns:o="urn:schemas-microsoft-com:office:office" xmlns:r="http://schemas.openxmlformats.org/officeDocument/2006/relationships" xmlns:m="http://schemas.openxmlformats.org/officeDocument/2006/math" xmlns:v="urn:schemas-microsoft-com:vml" xmlns:wp14="http://schemas.microsoft.com/office/word/2010/wordprocessingDrawing" xmlns:wp="http://schemas.openxmlformats.org/drawingml/2006/wordprocessingDrawing" xmlns:w10="urn:schemas-microsoft-com:office:word" xmlns:w="http://schemas.openxmlformats.org/wordprocessingml/2006/main" xmlns:w14="http://schemas.microsoft.com/office/word/2010/wordml" xmlns:w15="http://schemas.microsoft.com/office/word/2012/wordml" xmlns:w16cex="http://schemas.microsoft.com/office/word/2018/wordml/cex" xmlns:w16cid="http://schemas.microsoft.com/office/word/2016/wordml/cid" xmlns:w16="http://schemas.microsoft.com/office/word/2018/wordml" xmlns:w16sdtdh="http://schemas.microsoft.com/office/word/2020/wordml/sdtdatahash" xmlns:w16se="http://schemas.microsoft.com/office/word/2015/wordml/symex" xmlns:wpg="http://schemas.microsoft.com/office/word/2010/wordprocessingGroup" xmlns:wpi="http://schemas.microsoft.com/office/word/2010/wordprocessingInk" xmlns:wne="http://schemas.microsoft.com/office/word/2006/wordml" xmlns:wps="http://schemas.microsoft.com/office/word/2010/wordprocessingShape" mc:Ignorable="w14 w15 w16se w16cid w16 w16cex w16sdtdh wp14">
   <w:tbl>
     <w:tblPr>
       <w:tblpPr w:leftFromText="187" w:rightFromText="187" w:vertAnchor="text" w:horzAnchor="margin" w:tblpY="1"/>
@@ -10548,7 +10265,7 @@
 </file>
 
 <file path=word/footer3.xml><?xml version="1.0" encoding="utf-8"?>
-<w:ftr xmlns:wpc="http://schemas.microsoft.com/office/word/2010/wordprocessingCanvas" xmlns:cx="http://schemas.microsoft.com/office/drawing/2014/chartex" xmlns:cx1="http://schemas.microsoft.com/office/drawing/2015/9/8/chartex" xmlns:cx2="http://schemas.microsoft.com/office/drawing/2015/10/21/chartex" xmlns:cx3="http://schemas.microsoft.com/office/drawing/2016/5/9/chartex" xmlns:cx4="http://schemas.microsoft.com/office/drawing/2016/5/10/chartex" xmlns:cx5="http://schemas.microsoft.com/office/drawing/2016/5/11/chartex" xmlns:cx6="http://schemas.microsoft.com/office/drawing/2016/5/12/chartex" xmlns:cx7="http://schemas.microsoft.com/office/drawing/2016/5/13/chartex" xmlns:cx8="http://schemas.microsoft.com/office/drawing/2016/5/14/chartex" xmlns:mc="http://schemas.openxmlformats.org/markup-compatibility/2006" xmlns:aink="http://schemas.microsoft.com/office/drawing/2016/ink" xmlns:am3d="http://schemas.microsoft.com/office/drawing/2017/model3d" xmlns:o="urn:schemas-microsoft-com:office:office" xmlns:oel="http://schemas.microsoft.com/office/2019/extlst" xmlns:r="http://schemas.openxmlformats.org/officeDocument/2006/relationships" xmlns:m="http://schemas.openxmlformats.org/officeDocument/2006/math" xmlns:v="urn:schemas-microsoft-com:vml" xmlns:wp14="http://schemas.microsoft.com/office/word/2010/wordprocessingDrawing" xmlns:wp="http://schemas.openxmlformats.org/drawingml/2006/wordprocessingDrawing" xmlns:w10="urn:schemas-microsoft-com:office:word" xmlns:w="http://schemas.openxmlformats.org/wordprocessingml/2006/main" xmlns:w14="http://schemas.microsoft.com/office/word/2010/wordml" xmlns:w15="http://schemas.microsoft.com/office/word/2012/wordml" xmlns:w16cex="http://schemas.microsoft.com/office/word/2018/wordml/cex" xmlns:w16cid="http://schemas.microsoft.com/office/word/2016/wordml/cid" xmlns:w16="http://schemas.microsoft.com/office/word/2018/wordml" xmlns:w16sdtdh="http://schemas.microsoft.com/office/word/2020/wordml/sdtdatahash" xmlns:w16se="http://schemas.microsoft.com/office/word/2015/wordml/symex" xmlns:wpg="http://schemas.microsoft.com/office/word/2010/wordprocessingGroup" xmlns:wpi="http://schemas.microsoft.com/office/word/2010/wordprocessingInk" xmlns:wne="http://schemas.microsoft.com/office/word/2006/wordml" xmlns:wps="http://schemas.microsoft.com/office/word/2010/wordprocessingShape" mc:Ignorable="w14 w15 w16se w16cid w16 w16cex w16sdtdh wp14">
+<w:ftr xmlns:wpc="http://schemas.microsoft.com/office/word/2010/wordprocessingCanvas" xmlns:cx="http://schemas.microsoft.com/office/drawing/2014/chartex" xmlns:cx1="http://schemas.microsoft.com/office/drawing/2015/9/8/chartex" xmlns:cx2="http://schemas.microsoft.com/office/drawing/2015/10/21/chartex" xmlns:cx3="http://schemas.microsoft.com/office/drawing/2016/5/9/chartex" xmlns:cx4="http://schemas.microsoft.com/office/drawing/2016/5/10/chartex" xmlns:cx5="http://schemas.microsoft.com/office/drawing/2016/5/11/chartex" xmlns:cx6="http://schemas.microsoft.com/office/drawing/2016/5/12/chartex" xmlns:cx7="http://schemas.microsoft.com/office/drawing/2016/5/13/chartex" xmlns:cx8="http://schemas.microsoft.com/office/drawing/2016/5/14/chartex" xmlns:mc="http://schemas.openxmlformats.org/markup-compatibility/2006" xmlns:aink="http://schemas.microsoft.com/office/drawing/2016/ink" xmlns:am3d="http://schemas.microsoft.com/office/drawing/2017/model3d" xmlns:o="urn:schemas-microsoft-com:office:office" xmlns:r="http://schemas.openxmlformats.org/officeDocument/2006/relationships" xmlns:m="http://schemas.openxmlformats.org/officeDocument/2006/math" xmlns:v="urn:schemas-microsoft-com:vml" xmlns:wp14="http://schemas.microsoft.com/office/word/2010/wordprocessingDrawing" xmlns:wp="http://schemas.openxmlformats.org/drawingml/2006/wordprocessingDrawing" xmlns:w10="urn:schemas-microsoft-com:office:word" xmlns:w="http://schemas.openxmlformats.org/wordprocessingml/2006/main" xmlns:w14="http://schemas.microsoft.com/office/word/2010/wordml" xmlns:w15="http://schemas.microsoft.com/office/word/2012/wordml" xmlns:w16cex="http://schemas.microsoft.com/office/word/2018/wordml/cex" xmlns:w16cid="http://schemas.microsoft.com/office/word/2016/wordml/cid" xmlns:w16="http://schemas.microsoft.com/office/word/2018/wordml" xmlns:w16sdtdh="http://schemas.microsoft.com/office/word/2020/wordml/sdtdatahash" xmlns:w16se="http://schemas.microsoft.com/office/word/2015/wordml/symex" xmlns:wpg="http://schemas.microsoft.com/office/word/2010/wordprocessingGroup" xmlns:wpi="http://schemas.microsoft.com/office/word/2010/wordprocessingInk" xmlns:wne="http://schemas.microsoft.com/office/word/2006/wordml" xmlns:wps="http://schemas.microsoft.com/office/word/2010/wordprocessingShape" mc:Ignorable="w14 w15 w16se w16cid w16 w16cex w16sdtdh wp14">
   <w:p>
     <w:pPr>
       <w:pStyle w:val="a8"/>
@@ -10559,7 +10276,7 @@
 </file>
 
 <file path=word/footer4.xml><?xml version="1.0" encoding="utf-8"?>
-<w:ftr xmlns:wpc="http://schemas.microsoft.com/office/word/2010/wordprocessingCanvas" xmlns:cx="http://schemas.microsoft.com/office/drawing/2014/chartex" xmlns:cx1="http://schemas.microsoft.com/office/drawing/2015/9/8/chartex" xmlns:cx2="http://schemas.microsoft.com/office/drawing/2015/10/21/chartex" xmlns:cx3="http://schemas.microsoft.com/office/drawing/2016/5/9/chartex" xmlns:cx4="http://schemas.microsoft.com/office/drawing/2016/5/10/chartex" xmlns:cx5="http://schemas.microsoft.com/office/drawing/2016/5/11/chartex" xmlns:cx6="http://schemas.microsoft.com/office/drawing/2016/5/12/chartex" xmlns:cx7="http://schemas.microsoft.com/office/drawing/2016/5/13/chartex" xmlns:cx8="http://schemas.microsoft.com/office/drawing/2016/5/14/chartex" xmlns:mc="http://schemas.openxmlformats.org/markup-compatibility/2006" xmlns:aink="http://schemas.microsoft.com/office/drawing/2016/ink" xmlns:am3d="http://schemas.microsoft.com/office/drawing/2017/model3d" xmlns:o="urn:schemas-microsoft-com:office:office" xmlns:oel="http://schemas.microsoft.com/office/2019/extlst" xmlns:r="http://schemas.openxmlformats.org/officeDocument/2006/relationships" xmlns:m="http://schemas.openxmlformats.org/officeDocument/2006/math" xmlns:v="urn:schemas-microsoft-com:vml" xmlns:wp14="http://schemas.microsoft.com/office/word/2010/wordprocessingDrawing" xmlns:wp="http://schemas.openxmlformats.org/drawingml/2006/wordprocessingDrawing" xmlns:w10="urn:schemas-microsoft-com:office:word" xmlns:w="http://schemas.openxmlformats.org/wordprocessingml/2006/main" xmlns:w14="http://schemas.microsoft.com/office/word/2010/wordml" xmlns:w15="http://schemas.microsoft.com/office/word/2012/wordml" xmlns:w16cex="http://schemas.microsoft.com/office/word/2018/wordml/cex" xmlns:w16cid="http://schemas.microsoft.com/office/word/2016/wordml/cid" xmlns:w16="http://schemas.microsoft.com/office/word/2018/wordml" xmlns:w16sdtdh="http://schemas.microsoft.com/office/word/2020/wordml/sdtdatahash" xmlns:w16se="http://schemas.microsoft.com/office/word/2015/wordml/symex" xmlns:wpg="http://schemas.microsoft.com/office/word/2010/wordprocessingGroup" xmlns:wpi="http://schemas.microsoft.com/office/word/2010/wordprocessingInk" xmlns:wne="http://schemas.microsoft.com/office/word/2006/wordml" xmlns:wps="http://schemas.microsoft.com/office/word/2010/wordprocessingShape" mc:Ignorable="w14 w15 w16se w16cid w16 w16cex w16sdtdh wp14">
+<w:ftr xmlns:wpc="http://schemas.microsoft.com/office/word/2010/wordprocessingCanvas" xmlns:cx="http://schemas.microsoft.com/office/drawing/2014/chartex" xmlns:cx1="http://schemas.microsoft.com/office/drawing/2015/9/8/chartex" xmlns:cx2="http://schemas.microsoft.com/office/drawing/2015/10/21/chartex" xmlns:cx3="http://schemas.microsoft.com/office/drawing/2016/5/9/chartex" xmlns:cx4="http://schemas.microsoft.com/office/drawing/2016/5/10/chartex" xmlns:cx5="http://schemas.microsoft.com/office/drawing/2016/5/11/chartex" xmlns:cx6="http://schemas.microsoft.com/office/drawing/2016/5/12/chartex" xmlns:cx7="http://schemas.microsoft.com/office/drawing/2016/5/13/chartex" xmlns:cx8="http://schemas.microsoft.com/office/drawing/2016/5/14/chartex" xmlns:mc="http://schemas.openxmlformats.org/markup-compatibility/2006" xmlns:aink="http://schemas.microsoft.com/office/drawing/2016/ink" xmlns:am3d="http://schemas.microsoft.com/office/drawing/2017/model3d" xmlns:o="urn:schemas-microsoft-com:office:office" xmlns:r="http://schemas.openxmlformats.org/officeDocument/2006/relationships" xmlns:m="http://schemas.openxmlformats.org/officeDocument/2006/math" xmlns:v="urn:schemas-microsoft-com:vml" xmlns:wp14="http://schemas.microsoft.com/office/word/2010/wordprocessingDrawing" xmlns:wp="http://schemas.openxmlformats.org/drawingml/2006/wordprocessingDrawing" xmlns:w10="urn:schemas-microsoft-com:office:word" xmlns:w="http://schemas.openxmlformats.org/wordprocessingml/2006/main" xmlns:w14="http://schemas.microsoft.com/office/word/2010/wordml" xmlns:w15="http://schemas.microsoft.com/office/word/2012/wordml" xmlns:w16cex="http://schemas.microsoft.com/office/word/2018/wordml/cex" xmlns:w16cid="http://schemas.microsoft.com/office/word/2016/wordml/cid" xmlns:w16="http://schemas.microsoft.com/office/word/2018/wordml" xmlns:w16sdtdh="http://schemas.microsoft.com/office/word/2020/wordml/sdtdatahash" xmlns:w16se="http://schemas.microsoft.com/office/word/2015/wordml/symex" xmlns:wpg="http://schemas.microsoft.com/office/word/2010/wordprocessingGroup" xmlns:wpi="http://schemas.microsoft.com/office/word/2010/wordprocessingInk" xmlns:wne="http://schemas.microsoft.com/office/word/2006/wordml" xmlns:wps="http://schemas.microsoft.com/office/word/2010/wordprocessingShape" mc:Ignorable="w14 w15 w16se w16cid w16 w16cex w16sdtdh wp14">
   <w:p>
     <w:pPr>
       <w:pStyle w:val="a8"/>
@@ -10570,7 +10287,7 @@
 </file>
 
 <file path=word/footnotes.xml><?xml version="1.0" encoding="utf-8"?>
-<w:footnotes xmlns:wpc="http://schemas.microsoft.com/office/word/2010/wordprocessingCanvas" xmlns:cx="http://schemas.microsoft.com/office/drawing/2014/chartex" xmlns:cx1="http://schemas.microsoft.com/office/drawing/2015/9/8/chartex" xmlns:cx2="http://schemas.microsoft.com/office/drawing/2015/10/21/chartex" xmlns:cx3="http://schemas.microsoft.com/office/drawing/2016/5/9/chartex" xmlns:cx4="http://schemas.microsoft.com/office/drawing/2016/5/10/chartex" xmlns:cx5="http://schemas.microsoft.com/office/drawing/2016/5/11/chartex" xmlns:cx6="http://schemas.microsoft.com/office/drawing/2016/5/12/chartex" xmlns:cx7="http://schemas.microsoft.com/office/drawing/2016/5/13/chartex" xmlns:cx8="http://schemas.microsoft.com/office/drawing/2016/5/14/chartex" xmlns:mc="http://schemas.openxmlformats.org/markup-compatibility/2006" xmlns:aink="http://schemas.microsoft.com/office/drawing/2016/ink" xmlns:am3d="http://schemas.microsoft.com/office/drawing/2017/model3d" xmlns:o="urn:schemas-microsoft-com:office:office" xmlns:oel="http://schemas.microsoft.com/office/2019/extlst" xmlns:r="http://schemas.openxmlformats.org/officeDocument/2006/relationships" xmlns:m="http://schemas.openxmlformats.org/officeDocument/2006/math" xmlns:v="urn:schemas-microsoft-com:vml" xmlns:wp14="http://schemas.microsoft.com/office/word/2010/wordprocessingDrawing" xmlns:wp="http://schemas.openxmlformats.org/drawingml/2006/wordprocessingDrawing" xmlns:w10="urn:schemas-microsoft-com:office:word" xmlns:w="http://schemas.openxmlformats.org/wordprocessingml/2006/main" xmlns:w14="http://schemas.microsoft.com/office/word/2010/wordml" xmlns:w15="http://schemas.microsoft.com/office/word/2012/wordml" xmlns:w16cex="http://schemas.microsoft.com/office/word/2018/wordml/cex" xmlns:w16cid="http://schemas.microsoft.com/office/word/2016/wordml/cid" xmlns:w16="http://schemas.microsoft.com/office/word/2018/wordml" xmlns:w16sdtdh="http://schemas.microsoft.com/office/word/2020/wordml/sdtdatahash" xmlns:w16se="http://schemas.microsoft.com/office/word/2015/wordml/symex" xmlns:wpg="http://schemas.microsoft.com/office/word/2010/wordprocessingGroup" xmlns:wpi="http://schemas.microsoft.com/office/word/2010/wordprocessingInk" xmlns:wne="http://schemas.microsoft.com/office/word/2006/wordml" xmlns:wps="http://schemas.microsoft.com/office/word/2010/wordprocessingShape" mc:Ignorable="w14 w15 w16se w16cid w16 w16cex w16sdtdh wp14">
+<w:footnotes xmlns:wpc="http://schemas.microsoft.com/office/word/2010/wordprocessingCanvas" xmlns:cx="http://schemas.microsoft.com/office/drawing/2014/chartex" xmlns:cx1="http://schemas.microsoft.com/office/drawing/2015/9/8/chartex" xmlns:cx2="http://schemas.microsoft.com/office/drawing/2015/10/21/chartex" xmlns:cx3="http://schemas.microsoft.com/office/drawing/2016/5/9/chartex" xmlns:cx4="http://schemas.microsoft.com/office/drawing/2016/5/10/chartex" xmlns:cx5="http://schemas.microsoft.com/office/drawing/2016/5/11/chartex" xmlns:cx6="http://schemas.microsoft.com/office/drawing/2016/5/12/chartex" xmlns:cx7="http://schemas.microsoft.com/office/drawing/2016/5/13/chartex" xmlns:cx8="http://schemas.microsoft.com/office/drawing/2016/5/14/chartex" xmlns:mc="http://schemas.openxmlformats.org/markup-compatibility/2006" xmlns:aink="http://schemas.microsoft.com/office/drawing/2016/ink" xmlns:am3d="http://schemas.microsoft.com/office/drawing/2017/model3d" xmlns:o="urn:schemas-microsoft-com:office:office" xmlns:r="http://schemas.openxmlformats.org/officeDocument/2006/relationships" xmlns:m="http://schemas.openxmlformats.org/officeDocument/2006/math" xmlns:v="urn:schemas-microsoft-com:vml" xmlns:wp14="http://schemas.microsoft.com/office/word/2010/wordprocessingDrawing" xmlns:wp="http://schemas.openxmlformats.org/drawingml/2006/wordprocessingDrawing" xmlns:w10="urn:schemas-microsoft-com:office:word" xmlns:w="http://schemas.openxmlformats.org/wordprocessingml/2006/main" xmlns:w14="http://schemas.microsoft.com/office/word/2010/wordml" xmlns:w15="http://schemas.microsoft.com/office/word/2012/wordml" xmlns:w16cex="http://schemas.microsoft.com/office/word/2018/wordml/cex" xmlns:w16cid="http://schemas.microsoft.com/office/word/2016/wordml/cid" xmlns:w16="http://schemas.microsoft.com/office/word/2018/wordml" xmlns:w16sdtdh="http://schemas.microsoft.com/office/word/2020/wordml/sdtdatahash" xmlns:w16se="http://schemas.microsoft.com/office/word/2015/wordml/symex" xmlns:wpg="http://schemas.microsoft.com/office/word/2010/wordprocessingGroup" xmlns:wpi="http://schemas.microsoft.com/office/word/2010/wordprocessingInk" xmlns:wne="http://schemas.microsoft.com/office/word/2006/wordml" xmlns:wps="http://schemas.microsoft.com/office/word/2010/wordprocessingShape" mc:Ignorable="w14 w15 w16se w16cid w16 w16cex w16sdtdh wp14">
   <w:footnote w:type="separator" w:id="-1">
     <w:p>
       <w:r>
@@ -10589,7 +10306,7 @@
 </file>
 
 <file path=word/header1.xml><?xml version="1.0" encoding="utf-8"?>
-<w:hdr xmlns:wpc="http://schemas.microsoft.com/office/word/2010/wordprocessingCanvas" xmlns:cx="http://schemas.microsoft.com/office/drawing/2014/chartex" xmlns:cx1="http://schemas.microsoft.com/office/drawing/2015/9/8/chartex" xmlns:cx2="http://schemas.microsoft.com/office/drawing/2015/10/21/chartex" xmlns:cx3="http://schemas.microsoft.com/office/drawing/2016/5/9/chartex" xmlns:cx4="http://schemas.microsoft.com/office/drawing/2016/5/10/chartex" xmlns:cx5="http://schemas.microsoft.com/office/drawing/2016/5/11/chartex" xmlns:cx6="http://schemas.microsoft.com/office/drawing/2016/5/12/chartex" xmlns:cx7="http://schemas.microsoft.com/office/drawing/2016/5/13/chartex" xmlns:cx8="http://schemas.microsoft.com/office/drawing/2016/5/14/chartex" xmlns:mc="http://schemas.openxmlformats.org/markup-compatibility/2006" xmlns:aink="http://schemas.microsoft.com/office/drawing/2016/ink" xmlns:am3d="http://schemas.microsoft.com/office/drawing/2017/model3d" xmlns:o="urn:schemas-microsoft-com:office:office" xmlns:oel="http://schemas.microsoft.com/office/2019/extlst" xmlns:r="http://schemas.openxmlformats.org/officeDocument/2006/relationships" xmlns:m="http://schemas.openxmlformats.org/officeDocument/2006/math" xmlns:v="urn:schemas-microsoft-com:vml" xmlns:wp14="http://schemas.microsoft.com/office/word/2010/wordprocessingDrawing" xmlns:wp="http://schemas.openxmlformats.org/drawingml/2006/wordprocessingDrawing" xmlns:w10="urn:schemas-microsoft-com:office:word" xmlns:w="http://schemas.openxmlformats.org/wordprocessingml/2006/main" xmlns:w14="http://schemas.microsoft.com/office/word/2010/wordml" xmlns:w15="http://schemas.microsoft.com/office/word/2012/wordml" xmlns:w16cex="http://schemas.microsoft.com/office/word/2018/wordml/cex" xmlns:w16cid="http://schemas.microsoft.com/office/word/2016/wordml/cid" xmlns:w16="http://schemas.microsoft.com/office/word/2018/wordml" xmlns:w16sdtdh="http://schemas.microsoft.com/office/word/2020/wordml/sdtdatahash" xmlns:w16se="http://schemas.microsoft.com/office/word/2015/wordml/symex" xmlns:wpg="http://schemas.microsoft.com/office/word/2010/wordprocessingGroup" xmlns:wpi="http://schemas.microsoft.com/office/word/2010/wordprocessingInk" xmlns:wne="http://schemas.microsoft.com/office/word/2006/wordml" xmlns:wps="http://schemas.microsoft.com/office/word/2010/wordprocessingShape" mc:Ignorable="w14 w15 w16se w16cid w16 w16cex w16sdtdh wp14">
+<w:hdr xmlns:wpc="http://schemas.microsoft.com/office/word/2010/wordprocessingCanvas" xmlns:cx="http://schemas.microsoft.com/office/drawing/2014/chartex" xmlns:cx1="http://schemas.microsoft.com/office/drawing/2015/9/8/chartex" xmlns:cx2="http://schemas.microsoft.com/office/drawing/2015/10/21/chartex" xmlns:cx3="http://schemas.microsoft.com/office/drawing/2016/5/9/chartex" xmlns:cx4="http://schemas.microsoft.com/office/drawing/2016/5/10/chartex" xmlns:cx5="http://schemas.microsoft.com/office/drawing/2016/5/11/chartex" xmlns:cx6="http://schemas.microsoft.com/office/drawing/2016/5/12/chartex" xmlns:cx7="http://schemas.microsoft.com/office/drawing/2016/5/13/chartex" xmlns:cx8="http://schemas.microsoft.com/office/drawing/2016/5/14/chartex" xmlns:mc="http://schemas.openxmlformats.org/markup-compatibility/2006" xmlns:aink="http://schemas.microsoft.com/office/drawing/2016/ink" xmlns:am3d="http://schemas.microsoft.com/office/drawing/2017/model3d" xmlns:o="urn:schemas-microsoft-com:office:office" xmlns:r="http://schemas.openxmlformats.org/officeDocument/2006/relationships" xmlns:m="http://schemas.openxmlformats.org/officeDocument/2006/math" xmlns:v="urn:schemas-microsoft-com:vml" xmlns:wp14="http://schemas.microsoft.com/office/word/2010/wordprocessingDrawing" xmlns:wp="http://schemas.openxmlformats.org/drawingml/2006/wordprocessingDrawing" xmlns:w10="urn:schemas-microsoft-com:office:word" xmlns:w="http://schemas.openxmlformats.org/wordprocessingml/2006/main" xmlns:w14="http://schemas.microsoft.com/office/word/2010/wordml" xmlns:w15="http://schemas.microsoft.com/office/word/2012/wordml" xmlns:w16cex="http://schemas.microsoft.com/office/word/2018/wordml/cex" xmlns:w16cid="http://schemas.microsoft.com/office/word/2016/wordml/cid" xmlns:w16="http://schemas.microsoft.com/office/word/2018/wordml" xmlns:w16sdtdh="http://schemas.microsoft.com/office/word/2020/wordml/sdtdatahash" xmlns:w16se="http://schemas.microsoft.com/office/word/2015/wordml/symex" xmlns:wpg="http://schemas.microsoft.com/office/word/2010/wordprocessingGroup" xmlns:wpi="http://schemas.microsoft.com/office/word/2010/wordprocessingInk" xmlns:wne="http://schemas.microsoft.com/office/word/2006/wordml" xmlns:wps="http://schemas.microsoft.com/office/word/2010/wordprocessingShape" mc:Ignorable="w14 w15 w16se w16cid w16 w16cex w16sdtdh wp14">
   <w:p>
     <w:pPr>
       <w:pStyle w:val="a9"/>
@@ -10684,7 +10401,7 @@
 </file>
 
 <file path=word/header2.xml><?xml version="1.0" encoding="utf-8"?>
-<w:hdr xmlns:wpc="http://schemas.microsoft.com/office/word/2010/wordprocessingCanvas" xmlns:cx="http://schemas.microsoft.com/office/drawing/2014/chartex" xmlns:cx1="http://schemas.microsoft.com/office/drawing/2015/9/8/chartex" xmlns:cx2="http://schemas.microsoft.com/office/drawing/2015/10/21/chartex" xmlns:cx3="http://schemas.microsoft.com/office/drawing/2016/5/9/chartex" xmlns:cx4="http://schemas.microsoft.com/office/drawing/2016/5/10/chartex" xmlns:cx5="http://schemas.microsoft.com/office/drawing/2016/5/11/chartex" xmlns:cx6="http://schemas.microsoft.com/office/drawing/2016/5/12/chartex" xmlns:cx7="http://schemas.microsoft.com/office/drawing/2016/5/13/chartex" xmlns:cx8="http://schemas.microsoft.com/office/drawing/2016/5/14/chartex" xmlns:mc="http://schemas.openxmlformats.org/markup-compatibility/2006" xmlns:aink="http://schemas.microsoft.com/office/drawing/2016/ink" xmlns:am3d="http://schemas.microsoft.com/office/drawing/2017/model3d" xmlns:o="urn:schemas-microsoft-com:office:office" xmlns:oel="http://schemas.microsoft.com/office/2019/extlst" xmlns:r="http://schemas.openxmlformats.org/officeDocument/2006/relationships" xmlns:m="http://schemas.openxmlformats.org/officeDocument/2006/math" xmlns:v="urn:schemas-microsoft-com:vml" xmlns:wp14="http://schemas.microsoft.com/office/word/2010/wordprocessingDrawing" xmlns:wp="http://schemas.openxmlformats.org/drawingml/2006/wordprocessingDrawing" xmlns:w10="urn:schemas-microsoft-com:office:word" xmlns:w="http://schemas.openxmlformats.org/wordprocessingml/2006/main" xmlns:w14="http://schemas.microsoft.com/office/word/2010/wordml" xmlns:w15="http://schemas.microsoft.com/office/word/2012/wordml" xmlns:w16cex="http://schemas.microsoft.com/office/word/2018/wordml/cex" xmlns:w16cid="http://schemas.microsoft.com/office/word/2016/wordml/cid" xmlns:w16="http://schemas.microsoft.com/office/word/2018/wordml" xmlns:w16sdtdh="http://schemas.microsoft.com/office/word/2020/wordml/sdtdatahash" xmlns:w16se="http://schemas.microsoft.com/office/word/2015/wordml/symex" xmlns:wpg="http://schemas.microsoft.com/office/word/2010/wordprocessingGroup" xmlns:wpi="http://schemas.microsoft.com/office/word/2010/wordprocessingInk" xmlns:wne="http://schemas.microsoft.com/office/word/2006/wordml" xmlns:wps="http://schemas.microsoft.com/office/word/2010/wordprocessingShape" mc:Ignorable="w14 w15 w16se w16cid w16 w16cex w16sdtdh wp14">
+<w:hdr xmlns:wpc="http://schemas.microsoft.com/office/word/2010/wordprocessingCanvas" xmlns:cx="http://schemas.microsoft.com/office/drawing/2014/chartex" xmlns:cx1="http://schemas.microsoft.com/office/drawing/2015/9/8/chartex" xmlns:cx2="http://schemas.microsoft.com/office/drawing/2015/10/21/chartex" xmlns:cx3="http://schemas.microsoft.com/office/drawing/2016/5/9/chartex" xmlns:cx4="http://schemas.microsoft.com/office/drawing/2016/5/10/chartex" xmlns:cx5="http://schemas.microsoft.com/office/drawing/2016/5/11/chartex" xmlns:cx6="http://schemas.microsoft.com/office/drawing/2016/5/12/chartex" xmlns:cx7="http://schemas.microsoft.com/office/drawing/2016/5/13/chartex" xmlns:cx8="http://schemas.microsoft.com/office/drawing/2016/5/14/chartex" xmlns:mc="http://schemas.openxmlformats.org/markup-compatibility/2006" xmlns:aink="http://schemas.microsoft.com/office/drawing/2016/ink" xmlns:am3d="http://schemas.microsoft.com/office/drawing/2017/model3d" xmlns:o="urn:schemas-microsoft-com:office:office" xmlns:r="http://schemas.openxmlformats.org/officeDocument/2006/relationships" xmlns:m="http://schemas.openxmlformats.org/officeDocument/2006/math" xmlns:v="urn:schemas-microsoft-com:vml" xmlns:wp14="http://schemas.microsoft.com/office/word/2010/wordprocessingDrawing" xmlns:wp="http://schemas.openxmlformats.org/drawingml/2006/wordprocessingDrawing" xmlns:w10="urn:schemas-microsoft-com:office:word" xmlns:w="http://schemas.openxmlformats.org/wordprocessingml/2006/main" xmlns:w14="http://schemas.microsoft.com/office/word/2010/wordml" xmlns:w15="http://schemas.microsoft.com/office/word/2012/wordml" xmlns:w16cex="http://schemas.microsoft.com/office/word/2018/wordml/cex" xmlns:w16cid="http://schemas.microsoft.com/office/word/2016/wordml/cid" xmlns:w16="http://schemas.microsoft.com/office/word/2018/wordml" xmlns:w16sdtdh="http://schemas.microsoft.com/office/word/2020/wordml/sdtdatahash" xmlns:w16se="http://schemas.microsoft.com/office/word/2015/wordml/symex" xmlns:wpg="http://schemas.microsoft.com/office/word/2010/wordprocessingGroup" xmlns:wpi="http://schemas.microsoft.com/office/word/2010/wordprocessingInk" xmlns:wne="http://schemas.microsoft.com/office/word/2006/wordml" xmlns:wps="http://schemas.microsoft.com/office/word/2010/wordprocessingShape" mc:Ignorable="w14 w15 w16se w16cid w16 w16cex w16sdtdh wp14">
   <w:p>
     <w:pPr>
       <w:pStyle w:val="a9"/>
@@ -10729,7 +10446,7 @@
 </file>
 
 <file path=word/header3.xml><?xml version="1.0" encoding="utf-8"?>
-<w:hdr xmlns:wpc="http://schemas.microsoft.com/office/word/2010/wordprocessingCanvas" xmlns:cx="http://schemas.microsoft.com/office/drawing/2014/chartex" xmlns:cx1="http://schemas.microsoft.com/office/drawing/2015/9/8/chartex" xmlns:cx2="http://schemas.microsoft.com/office/drawing/2015/10/21/chartex" xmlns:cx3="http://schemas.microsoft.com/office/drawing/2016/5/9/chartex" xmlns:cx4="http://schemas.microsoft.com/office/drawing/2016/5/10/chartex" xmlns:cx5="http://schemas.microsoft.com/office/drawing/2016/5/11/chartex" xmlns:cx6="http://schemas.microsoft.com/office/drawing/2016/5/12/chartex" xmlns:cx7="http://schemas.microsoft.com/office/drawing/2016/5/13/chartex" xmlns:cx8="http://schemas.microsoft.com/office/drawing/2016/5/14/chartex" xmlns:mc="http://schemas.openxmlformats.org/markup-compatibility/2006" xmlns:aink="http://schemas.microsoft.com/office/drawing/2016/ink" xmlns:am3d="http://schemas.microsoft.com/office/drawing/2017/model3d" xmlns:o="urn:schemas-microsoft-com:office:office" xmlns:oel="http://schemas.microsoft.com/office/2019/extlst" xmlns:r="http://schemas.openxmlformats.org/officeDocument/2006/relationships" xmlns:m="http://schemas.openxmlformats.org/officeDocument/2006/math" xmlns:v="urn:schemas-microsoft-com:vml" xmlns:wp14="http://schemas.microsoft.com/office/word/2010/wordprocessingDrawing" xmlns:wp="http://schemas.openxmlformats.org/drawingml/2006/wordprocessingDrawing" xmlns:w10="urn:schemas-microsoft-com:office:word" xmlns:w="http://schemas.openxmlformats.org/wordprocessingml/2006/main" xmlns:w14="http://schemas.microsoft.com/office/word/2010/wordml" xmlns:w15="http://schemas.microsoft.com/office/word/2012/wordml" xmlns:w16cex="http://schemas.microsoft.com/office/word/2018/wordml/cex" xmlns:w16cid="http://schemas.microsoft.com/office/word/2016/wordml/cid" xmlns:w16="http://schemas.microsoft.com/office/word/2018/wordml" xmlns:w16sdtdh="http://schemas.microsoft.com/office/word/2020/wordml/sdtdatahash" xmlns:w16se="http://schemas.microsoft.com/office/word/2015/wordml/symex" xmlns:wpg="http://schemas.microsoft.com/office/word/2010/wordprocessingGroup" xmlns:wpi="http://schemas.microsoft.com/office/word/2010/wordprocessingInk" xmlns:wne="http://schemas.microsoft.com/office/word/2006/wordml" xmlns:wps="http://schemas.microsoft.com/office/word/2010/wordprocessingShape" mc:Ignorable="w14 w15 w16se w16cid w16 w16cex w16sdtdh wp14">
+<w:hdr xmlns:wpc="http://schemas.microsoft.com/office/word/2010/wordprocessingCanvas" xmlns:cx="http://schemas.microsoft.com/office/drawing/2014/chartex" xmlns:cx1="http://schemas.microsoft.com/office/drawing/2015/9/8/chartex" xmlns:cx2="http://schemas.microsoft.com/office/drawing/2015/10/21/chartex" xmlns:cx3="http://schemas.microsoft.com/office/drawing/2016/5/9/chartex" xmlns:cx4="http://schemas.microsoft.com/office/drawing/2016/5/10/chartex" xmlns:cx5="http://schemas.microsoft.com/office/drawing/2016/5/11/chartex" xmlns:cx6="http://schemas.microsoft.com/office/drawing/2016/5/12/chartex" xmlns:cx7="http://schemas.microsoft.com/office/drawing/2016/5/13/chartex" xmlns:cx8="http://schemas.microsoft.com/office/drawing/2016/5/14/chartex" xmlns:mc="http://schemas.openxmlformats.org/markup-compatibility/2006" xmlns:aink="http://schemas.microsoft.com/office/drawing/2016/ink" xmlns:am3d="http://schemas.microsoft.com/office/drawing/2017/model3d" xmlns:o="urn:schemas-microsoft-com:office:office" xmlns:r="http://schemas.openxmlformats.org/officeDocument/2006/relationships" xmlns:m="http://schemas.openxmlformats.org/officeDocument/2006/math" xmlns:v="urn:schemas-microsoft-com:vml" xmlns:wp14="http://schemas.microsoft.com/office/word/2010/wordprocessingDrawing" xmlns:wp="http://schemas.openxmlformats.org/drawingml/2006/wordprocessingDrawing" xmlns:w10="urn:schemas-microsoft-com:office:word" xmlns:w="http://schemas.openxmlformats.org/wordprocessingml/2006/main" xmlns:w14="http://schemas.microsoft.com/office/word/2010/wordml" xmlns:w15="http://schemas.microsoft.com/office/word/2012/wordml" xmlns:w16cex="http://schemas.microsoft.com/office/word/2018/wordml/cex" xmlns:w16cid="http://schemas.microsoft.com/office/word/2016/wordml/cid" xmlns:w16="http://schemas.microsoft.com/office/word/2018/wordml" xmlns:w16sdtdh="http://schemas.microsoft.com/office/word/2020/wordml/sdtdatahash" xmlns:w16se="http://schemas.microsoft.com/office/word/2015/wordml/symex" xmlns:wpg="http://schemas.microsoft.com/office/word/2010/wordprocessingGroup" xmlns:wpi="http://schemas.microsoft.com/office/word/2010/wordprocessingInk" xmlns:wne="http://schemas.microsoft.com/office/word/2006/wordml" xmlns:wps="http://schemas.microsoft.com/office/word/2010/wordprocessingShape" mc:Ignorable="w14 w15 w16se w16cid w16 w16cex w16sdtdh wp14">
   <w:p>
     <w:pPr>
       <w:pStyle w:val="a9"/>
@@ -10739,7 +10456,7 @@
 </file>
 
 <file path=word/header4.xml><?xml version="1.0" encoding="utf-8"?>
-<w:hdr xmlns:wpc="http://schemas.microsoft.com/office/word/2010/wordprocessingCanvas" xmlns:cx="http://schemas.microsoft.com/office/drawing/2014/chartex" xmlns:cx1="http://schemas.microsoft.com/office/drawing/2015/9/8/chartex" xmlns:cx2="http://schemas.microsoft.com/office/drawing/2015/10/21/chartex" xmlns:cx3="http://schemas.microsoft.com/office/drawing/2016/5/9/chartex" xmlns:cx4="http://schemas.microsoft.com/office/drawing/2016/5/10/chartex" xmlns:cx5="http://schemas.microsoft.com/office/drawing/2016/5/11/chartex" xmlns:cx6="http://schemas.microsoft.com/office/drawing/2016/5/12/chartex" xmlns:cx7="http://schemas.microsoft.com/office/drawing/2016/5/13/chartex" xmlns:cx8="http://schemas.microsoft.com/office/drawing/2016/5/14/chartex" xmlns:mc="http://schemas.openxmlformats.org/markup-compatibility/2006" xmlns:aink="http://schemas.microsoft.com/office/drawing/2016/ink" xmlns:am3d="http://schemas.microsoft.com/office/drawing/2017/model3d" xmlns:o="urn:schemas-microsoft-com:office:office" xmlns:oel="http://schemas.microsoft.com/office/2019/extlst" xmlns:r="http://schemas.openxmlformats.org/officeDocument/2006/relationships" xmlns:m="http://schemas.openxmlformats.org/officeDocument/2006/math" xmlns:v="urn:schemas-microsoft-com:vml" xmlns:wp14="http://schemas.microsoft.com/office/word/2010/wordprocessingDrawing" xmlns:wp="http://schemas.openxmlformats.org/drawingml/2006/wordprocessingDrawing" xmlns:w10="urn:schemas-microsoft-com:office:word" xmlns:w="http://schemas.openxmlformats.org/wordprocessingml/2006/main" xmlns:w14="http://schemas.microsoft.com/office/word/2010/wordml" xmlns:w15="http://schemas.microsoft.com/office/word/2012/wordml" xmlns:w16cex="http://schemas.microsoft.com/office/word/2018/wordml/cex" xmlns:w16cid="http://schemas.microsoft.com/office/word/2016/wordml/cid" xmlns:w16="http://schemas.microsoft.com/office/word/2018/wordml" xmlns:w16sdtdh="http://schemas.microsoft.com/office/word/2020/wordml/sdtdatahash" xmlns:w16se="http://schemas.microsoft.com/office/word/2015/wordml/symex" xmlns:wpg="http://schemas.microsoft.com/office/word/2010/wordprocessingGroup" xmlns:wpi="http://schemas.microsoft.com/office/word/2010/wordprocessingInk" xmlns:wne="http://schemas.microsoft.com/office/word/2006/wordml" xmlns:wps="http://schemas.microsoft.com/office/word/2010/wordprocessingShape" mc:Ignorable="w14 w15 w16se w16cid w16 w16cex w16sdtdh wp14">
+<w:hdr xmlns:wpc="http://schemas.microsoft.com/office/word/2010/wordprocessingCanvas" xmlns:cx="http://schemas.microsoft.com/office/drawing/2014/chartex" xmlns:cx1="http://schemas.microsoft.com/office/drawing/2015/9/8/chartex" xmlns:cx2="http://schemas.microsoft.com/office/drawing/2015/10/21/chartex" xmlns:cx3="http://schemas.microsoft.com/office/drawing/2016/5/9/chartex" xmlns:cx4="http://schemas.microsoft.com/office/drawing/2016/5/10/chartex" xmlns:cx5="http://schemas.microsoft.com/office/drawing/2016/5/11/chartex" xmlns:cx6="http://schemas.microsoft.com/office/drawing/2016/5/12/chartex" xmlns:cx7="http://schemas.microsoft.com/office/drawing/2016/5/13/chartex" xmlns:cx8="http://schemas.microsoft.com/office/drawing/2016/5/14/chartex" xmlns:mc="http://schemas.openxmlformats.org/markup-compatibility/2006" xmlns:aink="http://schemas.microsoft.com/office/drawing/2016/ink" xmlns:am3d="http://schemas.microsoft.com/office/drawing/2017/model3d" xmlns:o="urn:schemas-microsoft-com:office:office" xmlns:r="http://schemas.openxmlformats.org/officeDocument/2006/relationships" xmlns:m="http://schemas.openxmlformats.org/officeDocument/2006/math" xmlns:v="urn:schemas-microsoft-com:vml" xmlns:wp14="http://schemas.microsoft.com/office/word/2010/wordprocessingDrawing" xmlns:wp="http://schemas.openxmlformats.org/drawingml/2006/wordprocessingDrawing" xmlns:w10="urn:schemas-microsoft-com:office:word" xmlns:w="http://schemas.openxmlformats.org/wordprocessingml/2006/main" xmlns:w14="http://schemas.microsoft.com/office/word/2010/wordml" xmlns:w15="http://schemas.microsoft.com/office/word/2012/wordml" xmlns:w16cex="http://schemas.microsoft.com/office/word/2018/wordml/cex" xmlns:w16cid="http://schemas.microsoft.com/office/word/2016/wordml/cid" xmlns:w16="http://schemas.microsoft.com/office/word/2018/wordml" xmlns:w16sdtdh="http://schemas.microsoft.com/office/word/2020/wordml/sdtdatahash" xmlns:w16se="http://schemas.microsoft.com/office/word/2015/wordml/symex" xmlns:wpg="http://schemas.microsoft.com/office/word/2010/wordprocessingGroup" xmlns:wpi="http://schemas.microsoft.com/office/word/2010/wordprocessingInk" xmlns:wne="http://schemas.microsoft.com/office/word/2006/wordml" xmlns:wps="http://schemas.microsoft.com/office/word/2010/wordprocessingShape" mc:Ignorable="w14 w15 w16se w16cid w16 w16cex w16sdtdh wp14">
   <w:p>
     <w:pPr>
       <w:pStyle w:val="a9"/>
@@ -10749,7 +10466,7 @@
 </file>
 
 <file path=word/numbering.xml><?xml version="1.0" encoding="utf-8"?>
-<w:numbering xmlns:wpc="http://schemas.microsoft.com/office/word/2010/wordprocessingCanvas" xmlns:cx="http://schemas.microsoft.com/office/drawing/2014/chartex" xmlns:cx1="http://schemas.microsoft.com/office/drawing/2015/9/8/chartex" xmlns:cx2="http://schemas.microsoft.com/office/drawing/2015/10/21/chartex" xmlns:cx3="http://schemas.microsoft.com/office/drawing/2016/5/9/chartex" xmlns:cx4="http://schemas.microsoft.com/office/drawing/2016/5/10/chartex" xmlns:cx5="http://schemas.microsoft.com/office/drawing/2016/5/11/chartex" xmlns:cx6="http://schemas.microsoft.com/office/drawing/2016/5/12/chartex" xmlns:cx7="http://schemas.microsoft.com/office/drawing/2016/5/13/chartex" xmlns:cx8="http://schemas.microsoft.com/office/drawing/2016/5/14/chartex" xmlns:mc="http://schemas.openxmlformats.org/markup-compatibility/2006" xmlns:aink="http://schemas.microsoft.com/office/drawing/2016/ink" xmlns:am3d="http://schemas.microsoft.com/office/drawing/2017/model3d" xmlns:o="urn:schemas-microsoft-com:office:office" xmlns:oel="http://schemas.microsoft.com/office/2019/extlst" xmlns:r="http://schemas.openxmlformats.org/officeDocument/2006/relationships" xmlns:m="http://schemas.openxmlformats.org/officeDocument/2006/math" xmlns:v="urn:schemas-microsoft-com:vml" xmlns:wp14="http://schemas.microsoft.com/office/word/2010/wordprocessingDrawing" xmlns:wp="http://schemas.openxmlformats.org/drawingml/2006/wordprocessingDrawing" xmlns:w10="urn:schemas-microsoft-com:office:word" xmlns:w="http://schemas.openxmlformats.org/wordprocessingml/2006/main" xmlns:w14="http://schemas.microsoft.com/office/word/2010/wordml" xmlns:w15="http://schemas.microsoft.com/office/word/2012/wordml" xmlns:w16cex="http://schemas.microsoft.com/office/word/2018/wordml/cex" xmlns:w16cid="http://schemas.microsoft.com/office/word/2016/wordml/cid" xmlns:w16="http://schemas.microsoft.com/office/word/2018/wordml" xmlns:w16sdtdh="http://schemas.microsoft.com/office/word/2020/wordml/sdtdatahash" xmlns:w16se="http://schemas.microsoft.com/office/word/2015/wordml/symex" xmlns:wpg="http://schemas.microsoft.com/office/word/2010/wordprocessingGroup" xmlns:wpi="http://schemas.microsoft.com/office/word/2010/wordprocessingInk" xmlns:wne="http://schemas.microsoft.com/office/word/2006/wordml" xmlns:wps="http://schemas.microsoft.com/office/word/2010/wordprocessingShape" mc:Ignorable="w14 w15 w16se w16cid w16 w16cex w16sdtdh wp14">
+<w:numbering xmlns:wpc="http://schemas.microsoft.com/office/word/2010/wordprocessingCanvas" xmlns:cx="http://schemas.microsoft.com/office/drawing/2014/chartex" xmlns:cx1="http://schemas.microsoft.com/office/drawing/2015/9/8/chartex" xmlns:cx2="http://schemas.microsoft.com/office/drawing/2015/10/21/chartex" xmlns:cx3="http://schemas.microsoft.com/office/drawing/2016/5/9/chartex" xmlns:cx4="http://schemas.microsoft.com/office/drawing/2016/5/10/chartex" xmlns:cx5="http://schemas.microsoft.com/office/drawing/2016/5/11/chartex" xmlns:cx6="http://schemas.microsoft.com/office/drawing/2016/5/12/chartex" xmlns:cx7="http://schemas.microsoft.com/office/drawing/2016/5/13/chartex" xmlns:cx8="http://schemas.microsoft.com/office/drawing/2016/5/14/chartex" xmlns:mc="http://schemas.openxmlformats.org/markup-compatibility/2006" xmlns:aink="http://schemas.microsoft.com/office/drawing/2016/ink" xmlns:am3d="http://schemas.microsoft.com/office/drawing/2017/model3d" xmlns:o="urn:schemas-microsoft-com:office:office" xmlns:r="http://schemas.openxmlformats.org/officeDocument/2006/relationships" xmlns:m="http://schemas.openxmlformats.org/officeDocument/2006/math" xmlns:v="urn:schemas-microsoft-com:vml" xmlns:wp14="http://schemas.microsoft.com/office/word/2010/wordprocessingDrawing" xmlns:wp="http://schemas.openxmlformats.org/drawingml/2006/wordprocessingDrawing" xmlns:w10="urn:schemas-microsoft-com:office:word" xmlns:w="http://schemas.openxmlformats.org/wordprocessingml/2006/main" xmlns:w14="http://schemas.microsoft.com/office/word/2010/wordml" xmlns:w15="http://schemas.microsoft.com/office/word/2012/wordml" xmlns:w16cex="http://schemas.microsoft.com/office/word/2018/wordml/cex" xmlns:w16cid="http://schemas.microsoft.com/office/word/2016/wordml/cid" xmlns:w16="http://schemas.microsoft.com/office/word/2018/wordml" xmlns:w16sdtdh="http://schemas.microsoft.com/office/word/2020/wordml/sdtdatahash" xmlns:w16se="http://schemas.microsoft.com/office/word/2015/wordml/symex" xmlns:wpg="http://schemas.microsoft.com/office/word/2010/wordprocessingGroup" xmlns:wpi="http://schemas.microsoft.com/office/word/2010/wordprocessingInk" xmlns:wne="http://schemas.microsoft.com/office/word/2006/wordml" xmlns:wps="http://schemas.microsoft.com/office/word/2010/wordprocessingShape" mc:Ignorable="w14 w15 w16se w16cid w16 w16cex w16sdtdh wp14">
   <w:abstractNum w:abstractNumId="0" w15:restartNumberingAfterBreak="0">
     <w:nsid w:val="03057BF1"/>
     <w:multiLevelType w:val="multilevel"/>
@@ -13723,22 +13440,22 @@
       </w:pPr>
     </w:lvl>
   </w:abstractNum>
-  <w:num w:numId="1" w16cid:durableId="2063749849">
+  <w:num w:numId="1">
     <w:abstractNumId w:val="22"/>
   </w:num>
-  <w:num w:numId="2" w16cid:durableId="1060788884">
+  <w:num w:numId="2">
     <w:abstractNumId w:val="6"/>
   </w:num>
-  <w:num w:numId="3" w16cid:durableId="1880239767">
+  <w:num w:numId="3">
     <w:abstractNumId w:val="9"/>
   </w:num>
-  <w:num w:numId="4" w16cid:durableId="775947269">
+  <w:num w:numId="4">
     <w:abstractNumId w:val="24"/>
   </w:num>
-  <w:num w:numId="5" w16cid:durableId="1714116463">
+  <w:num w:numId="5">
     <w:abstractNumId w:val="17"/>
   </w:num>
-  <w:num w:numId="6" w16cid:durableId="140775671">
+  <w:num w:numId="6">
     <w:abstractNumId w:val="25"/>
     <w:lvlOverride w:ilvl="0">
       <w:startOverride w:val="1"/>
@@ -13768,100 +13485,100 @@
       <w:startOverride w:val="1"/>
     </w:lvlOverride>
   </w:num>
-  <w:num w:numId="7" w16cid:durableId="1294362835">
+  <w:num w:numId="7">
     <w:abstractNumId w:val="5"/>
   </w:num>
-  <w:num w:numId="8" w16cid:durableId="2074497403">
+  <w:num w:numId="8">
     <w:abstractNumId w:val="15"/>
   </w:num>
-  <w:num w:numId="9" w16cid:durableId="1876505742">
+  <w:num w:numId="9">
     <w:abstractNumId w:val="12"/>
   </w:num>
-  <w:num w:numId="10" w16cid:durableId="1101994709">
+  <w:num w:numId="10">
     <w:abstractNumId w:val="23"/>
   </w:num>
-  <w:num w:numId="11" w16cid:durableId="1650478486">
+  <w:num w:numId="11">
     <w:abstractNumId w:val="18"/>
   </w:num>
-  <w:num w:numId="12" w16cid:durableId="1607074389">
+  <w:num w:numId="12">
     <w:abstractNumId w:val="8"/>
   </w:num>
-  <w:num w:numId="13" w16cid:durableId="2012483866">
+  <w:num w:numId="13">
     <w:abstractNumId w:val="2"/>
   </w:num>
-  <w:num w:numId="14" w16cid:durableId="1090345337">
+  <w:num w:numId="14">
     <w:abstractNumId w:val="13"/>
   </w:num>
-  <w:num w:numId="15" w16cid:durableId="492601314">
+  <w:num w:numId="15">
     <w:abstractNumId w:val="4"/>
   </w:num>
-  <w:num w:numId="16" w16cid:durableId="678699583">
+  <w:num w:numId="16">
     <w:abstractNumId w:val="10"/>
   </w:num>
-  <w:num w:numId="17" w16cid:durableId="1853106392">
+  <w:num w:numId="17">
     <w:abstractNumId w:val="19"/>
   </w:num>
-  <w:num w:numId="18" w16cid:durableId="625233313">
+  <w:num w:numId="18">
     <w:abstractNumId w:val="3"/>
   </w:num>
-  <w:num w:numId="19" w16cid:durableId="147864283">
+  <w:num w:numId="19">
     <w:abstractNumId w:val="21"/>
   </w:num>
-  <w:num w:numId="20" w16cid:durableId="343437127">
+  <w:num w:numId="20">
     <w:abstractNumId w:val="11"/>
   </w:num>
-  <w:num w:numId="21" w16cid:durableId="1826777428">
+  <w:num w:numId="21">
     <w:abstractNumId w:val="26"/>
   </w:num>
-  <w:num w:numId="22" w16cid:durableId="847058985">
+  <w:num w:numId="22">
     <w:abstractNumId w:val="27"/>
   </w:num>
-  <w:num w:numId="23" w16cid:durableId="365184811">
+  <w:num w:numId="23">
     <w:abstractNumId w:val="26"/>
   </w:num>
-  <w:num w:numId="24" w16cid:durableId="253897990">
+  <w:num w:numId="24">
     <w:abstractNumId w:val="16"/>
   </w:num>
-  <w:num w:numId="25" w16cid:durableId="130446004">
+  <w:num w:numId="25">
     <w:abstractNumId w:val="26"/>
   </w:num>
-  <w:num w:numId="26" w16cid:durableId="2132746394">
+  <w:num w:numId="26">
     <w:abstractNumId w:val="26"/>
   </w:num>
-  <w:num w:numId="27" w16cid:durableId="2002273077">
+  <w:num w:numId="27">
     <w:abstractNumId w:val="26"/>
   </w:num>
-  <w:num w:numId="28" w16cid:durableId="1101219444">
+  <w:num w:numId="28">
     <w:abstractNumId w:val="26"/>
   </w:num>
-  <w:num w:numId="29" w16cid:durableId="896938326">
+  <w:num w:numId="29">
     <w:abstractNumId w:val="26"/>
   </w:num>
-  <w:num w:numId="30" w16cid:durableId="1689210699">
+  <w:num w:numId="30">
     <w:abstractNumId w:val="26"/>
   </w:num>
-  <w:num w:numId="31" w16cid:durableId="2134399402">
+  <w:num w:numId="31">
     <w:abstractNumId w:val="0"/>
   </w:num>
-  <w:num w:numId="32" w16cid:durableId="685601543">
+  <w:num w:numId="32">
     <w:abstractNumId w:val="20"/>
   </w:num>
-  <w:num w:numId="33" w16cid:durableId="1882134338">
+  <w:num w:numId="33">
     <w:abstractNumId w:val="7"/>
   </w:num>
-  <w:num w:numId="34" w16cid:durableId="596209165">
+  <w:num w:numId="34">
     <w:abstractNumId w:val="14"/>
   </w:num>
-  <w:num w:numId="35" w16cid:durableId="1873565661">
+  <w:num w:numId="35">
     <w:abstractNumId w:val="26"/>
   </w:num>
-  <w:num w:numId="36" w16cid:durableId="1155486874">
+  <w:num w:numId="36">
     <w:abstractNumId w:val="26"/>
   </w:num>
-  <w:num w:numId="37" w16cid:durableId="174463138">
+  <w:num w:numId="37">
     <w:abstractNumId w:val="1"/>
   </w:num>
-  <w:num w:numId="38" w16cid:durableId="371541532">
+  <w:num w:numId="38">
     <w:abstractNumId w:val="28"/>
   </w:num>
 </w:numbering>
@@ -14960,7 +14677,7 @@
 </file>
 
 <file path=word/glossary/document.xml><?xml version="1.0" encoding="utf-8"?>
-<w:glossaryDocument xmlns:wpc="http://schemas.microsoft.com/office/word/2010/wordprocessingCanvas" xmlns:cx="http://schemas.microsoft.com/office/drawing/2014/chartex" xmlns:cx1="http://schemas.microsoft.com/office/drawing/2015/9/8/chartex" xmlns:cx2="http://schemas.microsoft.com/office/drawing/2015/10/21/chartex" xmlns:cx3="http://schemas.microsoft.com/office/drawing/2016/5/9/chartex" xmlns:cx4="http://schemas.microsoft.com/office/drawing/2016/5/10/chartex" xmlns:cx5="http://schemas.microsoft.com/office/drawing/2016/5/11/chartex" xmlns:cx6="http://schemas.microsoft.com/office/drawing/2016/5/12/chartex" xmlns:cx7="http://schemas.microsoft.com/office/drawing/2016/5/13/chartex" xmlns:cx8="http://schemas.microsoft.com/office/drawing/2016/5/14/chartex" xmlns:mc="http://schemas.openxmlformats.org/markup-compatibility/2006" xmlns:aink="http://schemas.microsoft.com/office/drawing/2016/ink" xmlns:am3d="http://schemas.microsoft.com/office/drawing/2017/model3d" xmlns:o="urn:schemas-microsoft-com:office:office" xmlns:oel="http://schemas.microsoft.com/office/2019/extlst" xmlns:r="http://schemas.openxmlformats.org/officeDocument/2006/relationships" xmlns:m="http://schemas.openxmlformats.org/officeDocument/2006/math" xmlns:v="urn:schemas-microsoft-com:vml" xmlns:wp14="http://schemas.microsoft.com/office/word/2010/wordprocessingDrawing" xmlns:wp="http://schemas.openxmlformats.org/drawingml/2006/wordprocessingDrawing" xmlns:w10="urn:schemas-microsoft-com:office:word" xmlns:w="http://schemas.openxmlformats.org/wordprocessingml/2006/main" xmlns:w14="http://schemas.microsoft.com/office/word/2010/wordml" xmlns:w15="http://schemas.microsoft.com/office/word/2012/wordml" xmlns:w16cex="http://schemas.microsoft.com/office/word/2018/wordml/cex" xmlns:w16cid="http://schemas.microsoft.com/office/word/2016/wordml/cid" xmlns:w16="http://schemas.microsoft.com/office/word/2018/wordml" xmlns:w16sdtdh="http://schemas.microsoft.com/office/word/2020/wordml/sdtdatahash" xmlns:w16se="http://schemas.microsoft.com/office/word/2015/wordml/symex" xmlns:wpg="http://schemas.microsoft.com/office/word/2010/wordprocessingGroup" xmlns:wpi="http://schemas.microsoft.com/office/word/2010/wordprocessingInk" xmlns:wne="http://schemas.microsoft.com/office/word/2006/wordml" xmlns:wps="http://schemas.microsoft.com/office/word/2010/wordprocessingShape" mc:Ignorable="w14 w15 w16se w16cid w16 w16cex w16sdtdh wp14">
+<w:glossaryDocument xmlns:wpc="http://schemas.microsoft.com/office/word/2010/wordprocessingCanvas" xmlns:cx="http://schemas.microsoft.com/office/drawing/2014/chartex" xmlns:cx1="http://schemas.microsoft.com/office/drawing/2015/9/8/chartex" xmlns:cx2="http://schemas.microsoft.com/office/drawing/2015/10/21/chartex" xmlns:cx3="http://schemas.microsoft.com/office/drawing/2016/5/9/chartex" xmlns:cx4="http://schemas.microsoft.com/office/drawing/2016/5/10/chartex" xmlns:cx5="http://schemas.microsoft.com/office/drawing/2016/5/11/chartex" xmlns:cx6="http://schemas.microsoft.com/office/drawing/2016/5/12/chartex" xmlns:cx7="http://schemas.microsoft.com/office/drawing/2016/5/13/chartex" xmlns:cx8="http://schemas.microsoft.com/office/drawing/2016/5/14/chartex" xmlns:mc="http://schemas.openxmlformats.org/markup-compatibility/2006" xmlns:aink="http://schemas.microsoft.com/office/drawing/2016/ink" xmlns:am3d="http://schemas.microsoft.com/office/drawing/2017/model3d" xmlns:o="urn:schemas-microsoft-com:office:office" xmlns:r="http://schemas.openxmlformats.org/officeDocument/2006/relationships" xmlns:m="http://schemas.openxmlformats.org/officeDocument/2006/math" xmlns:v="urn:schemas-microsoft-com:vml" xmlns:wp14="http://schemas.microsoft.com/office/word/2010/wordprocessingDrawing" xmlns:wp="http://schemas.openxmlformats.org/drawingml/2006/wordprocessingDrawing" xmlns:w10="urn:schemas-microsoft-com:office:word" xmlns:w="http://schemas.openxmlformats.org/wordprocessingml/2006/main" xmlns:w14="http://schemas.microsoft.com/office/word/2010/wordml" xmlns:w15="http://schemas.microsoft.com/office/word/2012/wordml" xmlns:w16cex="http://schemas.microsoft.com/office/word/2018/wordml/cex" xmlns:w16cid="http://schemas.microsoft.com/office/word/2016/wordml/cid" xmlns:w16="http://schemas.microsoft.com/office/word/2018/wordml" xmlns:w16sdtdh="http://schemas.microsoft.com/office/word/2020/wordml/sdtdatahash" xmlns:w16se="http://schemas.microsoft.com/office/word/2015/wordml/symex" xmlns:wpg="http://schemas.microsoft.com/office/word/2010/wordprocessingGroup" xmlns:wpi="http://schemas.microsoft.com/office/word/2010/wordprocessingInk" xmlns:wne="http://schemas.microsoft.com/office/word/2006/wordml" xmlns:wps="http://schemas.microsoft.com/office/word/2010/wordprocessingShape" mc:Ignorable="w14 w15 w16se w16cid w16 w16cex w16sdtdh wp14">
   <w:docParts>
     <w:docPart>
       <w:docPartPr>
@@ -15309,6 +15026,7 @@
   </w:font>
   <w:font w:name="仿宋_GB2312">
     <w:altName w:val="微软雅黑"/>
+    <w:panose1 w:val="02010609030101010101"/>
     <w:charset w:val="86"/>
     <w:family w:val="modern"/>
     <w:pitch w:val="fixed"/>
@@ -15422,6 +15140,7 @@
     <w:rsid w:val="00C9034B"/>
     <w:rsid w:val="00E0145C"/>
     <w:rsid w:val="00E2261E"/>
+    <w:rsid w:val="00E54747"/>
     <w:rsid w:val="00E9091A"/>
     <w:rsid w:val="00EF743B"/>
     <w:rsid w:val="00FF52D2"/>
@@ -16223,10 +15942,6 @@
 </file>
 
 <file path=customXml/item1.xml><?xml version="1.0" encoding="utf-8"?>
-<b:Sources xmlns:b="http://schemas.openxmlformats.org/officeDocument/2006/bibliography" xmlns="http://schemas.openxmlformats.org/officeDocument/2006/bibliography" SelectedStyle="\APASixthEditionOfficeOnline.xsl" StyleName="APA" Version="6"/>
-</file>
-
-<file path=customXml/item2.xml><?xml version="1.0" encoding="utf-8"?>
 <s:customData xmlns="http://www.wps.cn/officeDocument/2013/wpsCustomData" xmlns:s="http://www.wps.cn/officeDocument/2013/wpsCustomData">
   <customSectProps>
     <customSectPr/>
@@ -16241,18 +15956,22 @@
 </s:customData>
 </file>
 
+<file path=customXml/item2.xml><?xml version="1.0" encoding="utf-8"?>
+<b:Sources xmlns:b="http://schemas.openxmlformats.org/officeDocument/2006/bibliography" xmlns="http://schemas.openxmlformats.org/officeDocument/2006/bibliography" SelectedStyle="\APASixthEditionOfficeOnline.xsl" StyleName="APA" Version="6"/>
+</file>
+
 <file path=customXml/itemProps1.xml><?xml version="1.0" encoding="utf-8"?>
+<ds:datastoreItem xmlns:ds="http://schemas.openxmlformats.org/officeDocument/2006/customXml" ds:itemID="{B1977F7D-205B-4081-913C-38D41E755F92}">
+  <ds:schemaRefs>
+    <ds:schemaRef ds:uri="http://www.wps.cn/officeDocument/2013/wpsCustomData"/>
+  </ds:schemaRefs>
+</ds:datastoreItem>
+</file>
+
+<file path=customXml/itemProps2.xml><?xml version="1.0" encoding="utf-8"?>
 <ds:datastoreItem xmlns:ds="http://schemas.openxmlformats.org/officeDocument/2006/customXml" ds:itemID="{409846E6-CA41-4503-BC41-53652FD78AF9}">
   <ds:schemaRefs>
     <ds:schemaRef ds:uri="http://schemas.openxmlformats.org/officeDocument/2006/bibliography"/>
   </ds:schemaRefs>
 </ds:datastoreItem>
-</file>
-
-<file path=customXml/itemProps2.xml><?xml version="1.0" encoding="utf-8"?>
-<ds:datastoreItem xmlns:ds="http://schemas.openxmlformats.org/officeDocument/2006/customXml" ds:itemID="{B1977F7D-205B-4081-913C-38D41E755F92}">
-  <ds:schemaRefs>
-    <ds:schemaRef ds:uri="http://www.wps.cn/officeDocument/2013/wpsCustomData"/>
-  </ds:schemaRefs>
-</ds:datastoreItem>
 </file>